--- a/Form4B_2def_Template.docx
+++ b/Form4B_2def_Template.docx
@@ -1,6 +1,1556 @@
 
-<file path=word/document.xml><?xml version="1.0" encoding="UTF-8" standalone="yes"?>
-<w:document xmlns:wpc="http://schemas.microsoft.com/office/word/2010/wordprocessingCanvas" xmlns:cx="http://schemas.microsoft.com/office/drawing/2014/chartex" xmlns:cx1="http://schemas.microsoft.com/office/drawing/2015/9/8/chartex" xmlns:cx2="http://schemas.microsoft.com/office/drawing/2015/10/21/chartex" xmlns:cx3="http://schemas.microsoft.com/office/drawing/2016/5/9/chartex" xmlns:cx4="http://schemas.microsoft.com/office/drawing/2016/5/10/chartex" xmlns:cx5="http://schemas.microsoft.com/office/drawing/2016/5/11/chartex" xmlns:cx6="http://schemas.microsoft.com/office/drawing/2016/5/12/chartex" xmlns:cx7="http://schemas.microsoft.com/office/drawing/2016/5/13/chartex" xmlns:cx8="http://schemas.microsoft.com/office/drawing/2016/5/14/chartex" xmlns:mc="http://schemas.openxmlformats.org/markup-compatibility/2006" xmlns:aink="http://schemas.microsoft.com/office/drawing/2016/ink" xmlns:am3d="http://schemas.microsoft.com/office/drawing/2017/model3d" xmlns:o="urn:schemas-microsoft-com:office:office" xmlns:oel="http://schemas.microsoft.com/office/2019/extlst" xmlns:r="http://schemas.openxmlformats.org/officeDocument/2006/relationships" xmlns:m="http://schemas.openxmlformats.org/officeDocument/2006/math" xmlns:v="urn:schemas-microsoft-com:vml" xmlns:wp14="http://schemas.microsoft.com/office/word/2010/wordprocessingDrawing" xmlns:wp="http://schemas.openxmlformats.org/drawingml/2006/wordprocessingDrawing" xmlns:w10="urn:schemas-microsoft-com:office:word" xmlns:w="http://schemas.openxmlformats.org/wordprocessingml/2006/main" xmlns:w14="http://schemas.microsoft.com/office/word/2010/wordml" xmlns:w15="http://schemas.microsoft.com/office/word/2012/wordml" xmlns:w16cex="http://schemas.microsoft.com/office/word/2018/wordml/cex" xmlns:w16cid="http://schemas.microsoft.com/office/word/2016/wordml/cid" xmlns:w16="http://schemas.microsoft.com/office/word/2018/wordml" xmlns:w16du="http://schemas.microsoft.com/office/word/2023/wordml/word16du" xmlns:w16sdtdh="http://schemas.microsoft.com/office/word/2020/wordml/sdtdatahash" xmlns:w16sdtfl="http://schemas.microsoft.com/office/word/2024/wordml/sdtformatlock" xmlns:w16se="http://schemas.microsoft.com/office/word/2015/wordml/symex" xmlns:wpg="http://schemas.microsoft.com/office/word/2010/wordprocessingGroup" xmlns:wpi="http://schemas.microsoft.com/office/word/2010/wordprocessingInk" xmlns:wne="http://schemas.microsoft.com/office/word/2006/wordml" xmlns:wps="http://schemas.microsoft.com/office/word/2010/wordprocessingShape" mc:Ignorable="w14 w15 w16se w16cid w16 w16cex w16sdtdh w16sdtfl w16du wp14"><w:body><w:p><w:pPr><w:jc w:val="center"/><w:rPr><w:rFonts w:ascii="Arial" w:hAnsi="Arial" w:cs="Arial"/><w:sz w:val="22"/><w:szCs w:val="22"/></w:rPr></w:pPr><w:r><w:rPr><w:rFonts w:ascii="Arial" w:hAnsi="Arial" w:cs="Arial"/><w:sz w:val="22"/><w:szCs w:val="22"/></w:rPr><w:t>MAGISTRATES' COURT GENERAL CIVIL PROCEDURE RULES 20</w:t></w:r><w:r><w:rPr><w:rFonts w:ascii="Arial" w:hAnsi="Arial" w:cs="Arial"/><w:sz w:val="22"/><w:szCs w:val="22"/></w:rPr><w:t>20</w:t></w:r></w:p><w:p><w:pPr><w:rPr><w:rFonts w:ascii="Arial" w:hAnsi="Arial" w:cs="Arial"/><w:sz w:val="22"/><w:szCs w:val="22"/></w:rPr></w:pPr></w:p><w:p><w:pPr><w:tabs><w:tab w:val="center" w:pos="4680"/></w:tabs><w:rPr><w:rFonts w:ascii="Arial" w:hAnsi="Arial" w:cs="Arial"/><w:sz w:val="22"/><w:szCs w:val="22"/></w:rPr></w:pPr><w:r><w:rPr><w:rFonts w:ascii="Arial" w:hAnsi="Arial" w:cs="Arial"/><w:sz w:val="22"/><w:szCs w:val="22"/></w:rPr><w:t>Rule 4.10</w:t></w:r><w:r><w:rPr><w:rFonts w:ascii="Arial" w:hAnsi="Arial" w:cs="Arial"/><w:sz w:val="22"/><w:szCs w:val="22"/></w:rPr><w:tab/><w:t>FORM 4B</w:t></w:r></w:p><w:p><w:pPr><w:jc w:val="center"/><w:rPr><w:rFonts w:ascii="Arial" w:hAnsi="Arial" w:cs="Arial"/><w:sz w:val="22"/><w:szCs w:val="22"/></w:rPr></w:pPr></w:p><w:p><w:pPr><w:jc w:val="center"/><w:rPr><w:rFonts w:ascii="Arial" w:hAnsi="Arial" w:cs="Arial"/><w:b/><w:bCs/><w:sz w:val="22"/><w:szCs w:val="22"/></w:rPr></w:pPr><w:r><w:rPr><w:rFonts w:ascii="Arial" w:hAnsi="Arial" w:cs="Arial"/><w:b/><w:bCs/><w:sz w:val="22"/><w:szCs w:val="22"/></w:rPr><w:t>PROPER BASIS CERTIFICATION</w:t></w:r></w:p><w:p><w:pPr><w:jc w:val="center"/><w:rPr><w:rFonts w:ascii="Arial" w:hAnsi="Arial" w:cs="Arial"/><w:sz w:val="22"/><w:szCs w:val="22"/></w:rPr></w:pPr></w:p><w:p><w:pPr><w:jc w:val="center"/><w:rPr><w:rFonts w:ascii="Arial" w:hAnsi="Arial" w:cs="Arial"/><w:sz w:val="22"/><w:szCs w:val="22"/></w:rPr></w:pPr></w:p><w:p><w:pPr><w:rPr><w:rFonts w:ascii="Arial" w:hAnsi="Arial" w:cs="Arial"/><w:sz w:val="22"/><w:szCs w:val="22"/></w:rPr></w:pPr><w:r><w:rPr><w:rFonts w:ascii="Arial" w:hAnsi="Arial" w:cs="Arial"/><w:sz w:val="22"/><w:szCs w:val="22"/></w:rPr><w:t>IN THE MAGISTRATES’ COURT</w:t></w:r><w:r><w:rPr><w:rFonts w:ascii="Arial" w:hAnsi="Arial" w:cs="Arial"/><w:sz w:val="22"/><w:szCs w:val="22"/></w:rPr><w:tab/></w:r><w:r><w:rPr><w:rFonts w:ascii="Arial" w:hAnsi="Arial" w:cs="Arial"/><w:sz w:val="22"/><w:szCs w:val="22"/></w:rPr><w:tab/></w:r><w:r><w:rPr><w:rFonts w:ascii="Arial" w:hAnsi="Arial" w:cs="Arial"/><w:sz w:val="22"/><w:szCs w:val="22"/></w:rPr><w:tab/><w:t xml:space="preserve">           </w:t></w:r><w:proofErr w:type="spellStart"/><w:r><w:rPr><w:rFonts w:ascii="Arial" w:hAnsi="Arial" w:cs="Arial"/><w:sz w:val="22"/><w:szCs w:val="22"/></w:rPr><w:t>Court</w:t></w:r><w:proofErr w:type="spellEnd"/><w:r><w:rPr><w:rFonts w:ascii="Arial" w:hAnsi="Arial" w:cs="Arial"/><w:sz w:val="22"/><w:szCs w:val="22"/></w:rPr><w:t xml:space="preserve"> Number:   </w:t></w:r></w:p><w:p><w:pPr><w:rPr><w:rFonts w:ascii="Arial" w:hAnsi="Arial" w:cs="Arial"/><w:sz w:val="22"/><w:szCs w:val="22"/></w:rPr></w:pPr><w:r><w:rPr><w:rFonts w:ascii="Arial" w:hAnsi="Arial" w:cs="Arial"/><w:sz w:val="22"/><w:szCs w:val="22"/></w:rPr><w:t xml:space="preserve">OF VICTORIA AT {court_location}</w:t></w:r></w:p><w:p><w:pPr><w:rPr><w:rFonts w:ascii="Arial" w:hAnsi="Arial" w:cs="Arial"/><w:sz w:val="22"/><w:szCs w:val="22"/></w:rPr></w:pPr></w:p><w:p><w:pPr><w:rPr><w:rFonts w:ascii="Arial" w:hAnsi="Arial" w:cs="Arial"/><w:b/><w:sz w:val="22"/><w:szCs w:val="22"/></w:rPr></w:pPr><w:r><w:rPr><w:rFonts w:ascii="Arial" w:hAnsi="Arial" w:cs="Arial"/><w:sz w:val="22"/><w:szCs w:val="22"/></w:rPr><w:t>BETWEEN</w:t></w:r><w:r><w:rPr><w:rFonts w:ascii="Arial" w:hAnsi="Arial" w:cs="Arial"/><w:b/><w:sz w:val="22"/><w:szCs w:val="22"/></w:rPr><w:tab/><w:t xml:space="preserve">  </w:t></w:r></w:p><w:p><w:pPr><w:jc w:val="center"/><w:rPr><w:rFonts w:ascii="Arial" w:hAnsi="Arial" w:cs="Arial"/><w:b/><w:sz w:val="22"/><w:szCs w:val="22"/></w:rPr></w:pPr><w:r><w:rPr><w:rFonts w:ascii="Arial" w:hAnsi="Arial" w:cs="Arial"/><w:b/><w:sz w:val="22"/><w:szCs w:val="22"/></w:rPr><w:t>{plaintiff_display}</w:t></w:r></w:p><w:p><w:pPr><w:jc w:val="center"/><w:rPr><w:rFonts w:ascii="Arial" w:hAnsi="Arial" w:cs="Arial"/><w:sz w:val="22"/><w:szCs w:val="22"/></w:rPr></w:pPr><w:r><w:rPr><w:rFonts w:ascii="Arial" w:hAnsi="Arial" w:cs="Arial"/><w:sz w:val="22"/><w:szCs w:val="22"/></w:rPr><w:t xml:space="preserve">OF {plaintiff_addr1}</w:t></w:r></w:p><w:p><w:pPr><w:jc w:val="center"/><w:rPr><w:rFonts w:ascii="Arial" w:hAnsi="Arial" w:cs="Arial"/><w:sz w:val="22"/><w:szCs w:val="22"/></w:rPr></w:pPr><w:r><w:rPr><w:rFonts w:ascii="Arial" w:hAnsi="Arial" w:cs="Arial"/><w:sz w:val="22"/><w:szCs w:val="22"/></w:rPr><w:t>{plaintiff_addr2}</w:t></w:r></w:p><w:p><w:pPr><w:jc w:val="right"/><w:rPr><w:rFonts w:ascii="Arial" w:hAnsi="Arial" w:cs="Arial"/><w:bCs/><w:sz w:val="22"/><w:szCs w:val="22"/></w:rPr></w:pPr><w:r><w:rPr><w:rFonts w:ascii="Arial" w:hAnsi="Arial" w:cs="Arial"/><w:bCs/><w:sz w:val="22"/><w:szCs w:val="22"/></w:rPr><w:t>Plaintiff</w:t></w:r></w:p><w:p><w:pPr><w:rPr><w:rFonts w:ascii="Arial" w:hAnsi="Arial" w:cs="Arial"/><w:bCs/><w:sz w:val="22"/><w:szCs w:val="22"/></w:rPr></w:pPr><w:r><w:rPr><w:rFonts w:ascii="Arial" w:hAnsi="Arial" w:cs="Arial"/><w:bCs/><w:sz w:val="22"/><w:szCs w:val="22"/></w:rPr><w:t>AND</w:t></w:r><w:r><w:rPr><w:rFonts w:ascii="Arial" w:hAnsi="Arial" w:cs="Arial"/><w:bCs/><w:sz w:val="22"/><w:szCs w:val="22"/></w:rPr><w:tab/></w:r><w:r><w:rPr><w:rFonts w:ascii="Arial" w:hAnsi="Arial" w:cs="Arial"/><w:bCs/><w:sz w:val="22"/><w:szCs w:val="22"/></w:rPr><w:tab/></w:r></w:p><w:p><w:pPr><w:jc w:val="center"/><w:rPr><w:rFonts w:ascii="Arial" w:hAnsi="Arial" w:cs="Arial"/><w:b/><w:sz w:val="22"/><w:szCs w:val="22"/></w:rPr></w:pPr><w:r><w:rPr><w:rFonts w:ascii="Arial" w:hAnsi="Arial" w:cs="Arial"/><w:b/><w:sz w:val="22"/><w:szCs w:val="22"/><w:highlight w:val="yellow"/></w:rPr><w:t>{defendant1_name}</w:t></w:r></w:p><w:p><w:pPr><w:jc w:val="center"/><w:rPr><w:rFonts w:ascii="Arial" w:hAnsi="Arial" w:cs="Arial"/><w:bCs/><w:sz w:val="22"/><w:szCs w:val="22"/><w:highlight w:val="yellow"/></w:rPr></w:pPr><w:r><w:rPr><w:rFonts w:ascii="Arial" w:hAnsi="Arial" w:cs="Arial"/><w:bCs/><w:sz w:val="22"/><w:szCs w:val="22"/></w:rPr><w:t xml:space="preserve">OF </w:t></w:r><w:r><w:rPr><w:rFonts w:ascii="Arial" w:hAnsi="Arial" w:cs="Arial"/><w:bCs/><w:sz w:val="22"/><w:szCs w:val="22"/><w:highlight w:val="yellow"/></w:rPr><w:t xml:space="preserve">{defendant1_addr1} </w:t></w:r></w:p><w:p><w:pPr><w:jc w:val="center"/><w:rPr><w:rFonts w:ascii="Arial" w:hAnsi="Arial" w:cs="Arial"/><w:bCs/><w:sz w:val="22"/><w:szCs w:val="22"/></w:rPr></w:pPr><w:r><w:rPr><w:rFonts w:ascii="Arial" w:hAnsi="Arial" w:cs="Arial"/><w:bCs/><w:sz w:val="22"/><w:szCs w:val="22"/><w:highlight w:val="yellow"/></w:rPr><w:t>{defendant1_addr2}</w:t></w:r></w:p><w:p><w:pPr><w:jc w:val="right"/><w:rPr><w:rFonts w:ascii="Arial" w:hAnsi="Arial" w:cs="Arial"/><w:bCs/><w:sz w:val="22"/><w:szCs w:val="22"/></w:rPr></w:pPr><w:r><w:rPr><w:rFonts w:ascii="Arial" w:hAnsi="Arial" w:cs="Arial"/><w:bCs/><w:sz w:val="22"/><w:szCs w:val="22"/></w:rPr><w:t>First Defendant</w:t></w:r></w:p><w:p><w:pPr><w:jc w:val="right"/><w:rPr><w:rFonts w:ascii="Arial" w:hAnsi="Arial" w:cs="Arial"/><w:b/><w:sz w:val="22"/><w:szCs w:val="22"/></w:rPr></w:pPr></w:p><w:p><w:pPr><w:jc w:val="center"/><w:rPr><w:rFonts w:ascii="Arial" w:hAnsi="Arial" w:cs="Arial"/><w:b/><w:sz w:val="22"/><w:szCs w:val="22"/></w:rPr></w:pPr><w:r><w:rPr><w:rFonts w:ascii="Arial" w:hAnsi="Arial" w:cs="Arial"/><w:b/><w:sz w:val="22"/><w:szCs w:val="22"/><w:highlight w:val="yellow"/></w:rPr><w:t>{defendant2_name}</w:t></w:r></w:p><w:p><w:pPr><w:jc w:val="center"/><w:rPr><w:rFonts w:ascii="Arial" w:hAnsi="Arial" w:cs="Arial"/><w:bCs/><w:sz w:val="22"/><w:szCs w:val="22"/><w:highlight w:val="yellow"/></w:rPr></w:pPr><w:r><w:rPr><w:rFonts w:ascii="Arial" w:hAnsi="Arial" w:cs="Arial"/><w:bCs/><w:sz w:val="22"/><w:szCs w:val="22"/></w:rPr><w:t xml:space="preserve">OF </w:t></w:r><w:r><w:rPr><w:rFonts w:ascii="Arial" w:hAnsi="Arial" w:cs="Arial"/><w:bCs/><w:sz w:val="22"/><w:szCs w:val="22"/><w:highlight w:val="yellow"/></w:rPr><w:t xml:space="preserve">{defendant2_addr1} </w:t></w:r></w:p><w:p><w:pPr><w:jc w:val="center"/><w:rPr><w:rFonts w:ascii="Arial" w:hAnsi="Arial" w:cs="Arial"/><w:bCs/><w:sz w:val="22"/><w:szCs w:val="22"/></w:rPr></w:pPr><w:r><w:rPr><w:rFonts w:ascii="Arial" w:hAnsi="Arial" w:cs="Arial"/><w:bCs/><w:sz w:val="22"/><w:szCs w:val="22"/><w:highlight w:val="yellow"/></w:rPr><w:t>{defendant2_addr2}</w:t></w:r></w:p><w:p><w:pPr><w:jc w:val="right"/><w:rPr><w:rFonts w:ascii="Arial" w:hAnsi="Arial" w:cs="Arial"/><w:bCs/><w:sz w:val="22"/><w:szCs w:val="22"/></w:rPr></w:pPr><w:r><w:rPr><w:rFonts w:ascii="Arial" w:hAnsi="Arial" w:cs="Arial"/><w:bCs/><w:sz w:val="22"/><w:szCs w:val="22"/></w:rPr><w:t>Second Defendant</w:t></w:r></w:p><w:p><w:pPr><w:pBdr><w:bottom w:val="single" w:sz="8" w:space="1" w:color="auto"/></w:pBdr><w:rPr><w:rFonts w:ascii="Arial" w:hAnsi="Arial" w:cs="Arial"/><w:sz w:val="22"/><w:szCs w:val="22"/></w:rPr></w:pPr></w:p><w:p><w:pPr><w:rPr><w:rFonts w:ascii="Arial" w:hAnsi="Arial" w:cs="Arial"/><w:sz w:val="22"/><w:szCs w:val="22"/></w:rPr></w:pPr></w:p><w:tbl><w:tblPr><w:tblStyle w:val="TableGrid"/><w:tblW w:w="9577" w:type="dxa"/><w:tblBorders><w:top w:val="none" w:sz="0" w:space="0" w:color="auto"/><w:left w:val="none" w:sz="0" w:space="0" w:color="auto"/><w:bottom w:val="none" w:sz="0" w:space="0" w:color="auto"/><w:right w:val="none" w:sz="0" w:space="0" w:color="auto"/><w:insideH w:val="none" w:sz="0" w:space="0" w:color="auto"/><w:insideV w:val="none" w:sz="0" w:space="0" w:color="auto"/></w:tblBorders><w:tblLook w:val="01E0" w:firstRow="1" w:lastRow="1" w:firstColumn="1" w:lastColumn="1" w:noHBand="0" w:noVBand="0"/></w:tblPr><w:tblGrid><w:gridCol w:w="2410"/><w:gridCol w:w="2835"/><w:gridCol w:w="1275"/><w:gridCol w:w="3057"/></w:tblGrid><w:tr><w:tc><w:tcPr><w:tcW w:w="2410" w:type="dxa"/><w:hideMark/></w:tcPr><w:p><w:pPr><w:tabs><w:tab w:val="left" w:pos="1620"/></w:tabs><w:rPr><w:rFonts w:ascii="Arial" w:hAnsi="Arial" w:cs="Arial"/><w:sz w:val="20"/><w:szCs w:val="20"/></w:rPr></w:pPr><w:r><w:rPr><w:rFonts w:ascii="Arial" w:hAnsi="Arial" w:cs="Arial"/><w:sz w:val="20"/><w:szCs w:val="20"/></w:rPr><w:t>Date of Document</w:t></w:r></w:p></w:tc><w:tc><w:tcPr><w:tcW w:w="2835" w:type="dxa"/><w:hideMark/></w:tcPr><w:p><w:pPr><w:t xml:space="preserve"><w:tab w:val="left" w:pos="1620"/></w:tabs><w:rPr><w:rFonts w:ascii="Arial" w:hAnsi="Arial" w:cs="Arial"/><w:sz w:val="20"/><w:szCs w:val="20"/></w:rPr></w:pPr><w:r><w:rPr><w:rFonts w:ascii="Arial" w:hAnsi="Arial" w:cs="Arial"/><w:sz w:val="20"/><w:szCs w:val="20"/><w:highlight w:val="yellow"/></w:rPr><w:t>{doc_date}</w:t></w:r></w:p></w:tc><w:tc><w:tcPr><w:tcW w:w="1275" w:type="dxa"/></w:tcPr><w:p><w:pPr><w:tabs><w:tab w:val="left" w:pos="1620"/></w:tabs><w:rPr><w:rFonts w:ascii="Arial" w:hAnsi="Arial" w:cs="Arial"/><w:sz w:val="20"/><w:szCs w:val="20"/></w:rPr></w:pPr><w:r><w:rPr><w:rFonts w:ascii="Arial" w:hAnsi="Arial" w:cs="Arial"/><w:sz w:val="20"/><w:szCs w:val="20"/></w:rPr><w:t>CR c</w:t></w:r><w:r><w:rPr><w:rFonts w:ascii="Arial" w:hAnsi="Arial" w:cs="Arial"/><w:sz w:val="20"/><w:szCs w:val="20"/></w:rPr><w:t>ode:</w:t></w:r></w:p></w:tc><w:tc><w:tcPr><w:tcW w:w="3057" w:type="dxa"/></w:tcPr><w:p><w:pPr><w:tabs><w:tab w:val="left" w:pos="1620"/></w:tabs><w:rPr><w:rFonts w:ascii="Arial" w:hAnsi="Arial" w:cs="Arial"/><w:sz w:val="20"/><w:szCs w:val="20"/></w:rPr></w:pPr><w:r><w:rPr><w:rFonts w:ascii="Arial" w:hAnsi="Arial" w:cs="Arial"/><w:sz w:val="20"/><w:szCs w:val="20"/></w:rPr><w:t>CR1</w:t></w:r><w:r><w:rPr><w:rFonts w:ascii="Arial" w:hAnsi="Arial" w:cs="Arial"/><w:sz w:val="20"/><w:szCs w:val="20"/></w:rPr><w:t>23165</w:t></w:r></w:p></w:tc></w:tr><w:tr><w:tc><w:tcPr><w:tcW w:w="2410" w:type="dxa"/><w:hideMark/></w:tcPr><w:p><w:pPr><w:tabs><w:tab w:val="left" w:pos="1620"/></w:tabs><w:rPr><w:rFonts w:ascii="Arial" w:hAnsi="Arial" w:cs="Arial"/><w:sz w:val="20"/><w:szCs w:val="20"/></w:rPr></w:pPr><w:r><w:rPr><w:rFonts w:ascii="Arial" w:hAnsi="Arial" w:cs="Arial"/><w:sz w:val="20"/><w:szCs w:val="20"/></w:rPr><w:t>Filed on behalf of:</w:t></w:r></w:p></w:tc><w:tc><w:tcPr><w:tcW w:w="2835" w:type="dxa"/><w:hideMark/></w:tcPr><w:p><w:pPr><w:tabs><w:tab w:val="left" w:pos="1620"/></w:tabs><w:rPr><w:rFonts w:ascii="Arial" w:hAnsi="Arial" w:cs="Arial"/><w:sz w:val="20"/><w:szCs w:val="20"/></w:rPr></w:pPr><w:r><w:rPr><w:rFonts w:ascii="Arial" w:hAnsi="Arial" w:cs="Arial"/><w:sz w:val="20"/><w:szCs w:val="20"/></w:rPr><w:t>The Plaintiff</w:t></w:r></w:p></w:tc><w:tc><w:tcPr><w:tcW w:w="1275" w:type="dxa"/></w:tcPr><w:p><w:pPr><w:tabs><w:tab w:val="left" w:pos="1620"/></w:tabs><w:rPr><w:rFonts w:ascii="Arial" w:hAnsi="Arial" w:cs="Arial"/><w:sz w:val="20"/><w:szCs w:val="20"/></w:rPr></w:pPr><w:r><w:rPr><w:rFonts w:ascii="Arial" w:hAnsi="Arial" w:cs="Arial"/><w:sz w:val="20"/><w:szCs w:val="20"/></w:rPr><w:t>Telephone:</w:t></w:r></w:p></w:tc><w:tc><w:tcPr><w:tcW w:w="3057" w:type="dxa"/></w:tcPr><w:p><w:pPr><w:tabs><w:tab w:val="left" w:pos="1620"/></w:tabs><w:rPr><w:rFonts w:ascii="Arial" w:hAnsi="Arial" w:cs="Arial"/><w:sz w:val="20"/><w:szCs w:val="20"/></w:rPr></w:pPr><w:r><w:rPr><w:rFonts w:ascii="Arial" w:hAnsi="Arial" w:cs="Arial"/><w:sz w:val="20"/><w:szCs w:val="20"/></w:rPr><w:t>1300 362 495</w:t></w:r></w:p></w:tc></w:tr><w:tr><w:tc><w:tcPr><w:tcW w:w="2410" w:type="dxa"/><w:hideMark/></w:tcPr><w:p><w:pPr><w:tabs><w:tab w:val="left" w:pos="1620"/></w:tabs><w:rPr><w:rFonts w:ascii="Arial" w:hAnsi="Arial" w:cs="Arial"/><w:sz w:val="20"/><w:szCs w:val="20"/></w:rPr></w:pPr><w:r><w:rPr><w:rFonts w:ascii="Arial" w:hAnsi="Arial" w:cs="Arial"/><w:sz w:val="20"/><w:szCs w:val="20"/></w:rPr><w:t>Australian lawyer name:</w:t></w:r></w:p></w:tc><w:tc><w:tcPr><w:tcW w:w="2835" w:type="dxa"/><w:hideMark/></w:tcPr><w:p><w:pPr><w:tabs><w:tab w:val="left" w:pos="1332"/></w:tabs><w:rPr><w:rFonts w:ascii="Arial" w:hAnsi="Arial" w:cs="Arial"/><w:sz w:val="20"/><w:szCs w:val="20"/></w:rPr></w:pPr><w:r><w:rPr><w:rFonts w:ascii="Arial" w:hAnsi="Arial" w:cs="Arial"/><w:sz w:val="20"/><w:szCs w:val="20"/></w:rPr><w:t>Paul Rojas</w:t></w:r></w:p></w:tc><w:tc><w:tcPr><w:tcW w:w="1275" w:type="dxa"/><w:hideMark/></w:tcPr><w:p><w:pPr><w:tabs><w:tab w:val="left" w:pos="1332"/></w:tabs><w:rPr><w:rFonts w:ascii="Arial" w:hAnsi="Arial" w:cs="Arial"/><w:sz w:val="20"/><w:szCs w:val="20"/></w:rPr></w:pPr><w:r><w:rPr><w:rFonts w:ascii="Arial" w:hAnsi="Arial" w:cs="Arial"/><w:sz w:val="20"/><w:szCs w:val="20"/></w:rPr><w:t>Email:</w:t></w:r></w:p></w:tc><w:tc><w:tcPr><w:tcW w:w="3057" w:type="dxa"/><w:hideMark/></w:tcPr><w:p><w:pPr><w:tabs><w:tab w:val="left" w:pos="1332"/></w:tabs><w:rPr><w:rFonts w:ascii="Arial" w:hAnsi="Arial" w:cs="Arial"/><w:sz w:val="20"/><w:szCs w:val="20"/></w:rPr></w:pPr><w:hyperlink r:id="rId9" w:history="1"><w:r><w:rPr><w:rStyle w:val="Hyperlink"/><w:rFonts w:ascii="Arial" w:hAnsi="Arial" w:cs="Arial"/><w:sz w:val="20"/><w:szCs w:val="20"/></w:rPr><w:t>collections@ralawgroup.com.au</w:t></w:r></w:hyperlink></w:p></w:tc></w:tr><w:tr><w:trPr><w:trHeight w:val="690"/></w:trPr><w:tc><w:tcPr><w:tcW w:w="2410" w:type="dxa"/><w:hideMark/></w:tcPr><w:p><w:pPr><w:tabs><w:tab w:val="left" w:pos="1620"/></w:tabs><w:ind w:left="1620" w:hanging="1620"/><w:rPr><w:rFonts w:ascii="Arial" w:hAnsi="Arial" w:cs="Arial"/><w:sz w:val="20"/><w:szCs w:val="20"/></w:rPr></w:pPr><w:r><w:rPr><w:rFonts w:ascii="Arial" w:hAnsi="Arial" w:cs="Arial"/><w:sz w:val="20"/><w:szCs w:val="20"/></w:rPr><w:t>Address:</w:t></w:r></w:p></w:tc><w:tc><w:tcPr><w:tcW w:w="2835" w:type="dxa"/><w:hideMark/></w:tcPr><w:p><w:pPr><w:tabs><w:tab w:val="left" w:pos="972"/></w:tabs><w:rPr><w:rFonts w:ascii="Arial" w:hAnsi="Arial" w:cs="Arial"/><w:sz w:val="20"/><w:szCs w:val="20"/></w:rPr></w:pPr><w:r><w:rPr><w:rFonts w:ascii="Arial" w:hAnsi="Arial" w:cs="Arial"/><w:sz w:val="20"/><w:szCs w:val="20"/></w:rPr><w:t>R</w:t></w:r><w:r><w:rPr><w:rFonts w:ascii="Arial" w:hAnsi="Arial" w:cs="Arial"/><w:sz w:val="20"/><w:szCs w:val="20"/></w:rPr><w:t>A Law Group</w:t></w:r></w:p><w:p><w:pPr><w:tabs><w:tab w:val="left" w:pos="972"/></w:tabs><w:rPr><w:rFonts w:ascii="Arial" w:hAnsi="Arial" w:cs="Arial"/><w:sz w:val="20"/><w:szCs w:val="20"/></w:rPr></w:pPr><w:r><w:rPr><w:rFonts w:ascii="Arial" w:hAnsi="Arial" w:cs="Arial"/><w:sz w:val="20"/><w:szCs w:val="20"/></w:rPr><w:t>Level 40</w:t></w:r><w:r><w:rPr><w:rFonts w:ascii="Arial" w:hAnsi="Arial" w:cs="Arial"/><w:sz w:val="20"/><w:szCs w:val="20"/></w:rPr><w:t xml:space="preserve">, </w:t></w:r><w:r><w:rPr><w:rFonts w:ascii="Arial" w:hAnsi="Arial" w:cs="Arial"/><w:sz w:val="20"/><w:szCs w:val="20"/></w:rPr><w:t>140 William Street</w:t></w:r></w:p><w:p><w:pPr><w:tabs><w:tab w:val="left" w:pos="972"/></w:tabs><w:rPr><w:rFonts w:ascii="Arial" w:hAnsi="Arial" w:cs="Arial"/><w:sz w:val="20"/><w:szCs w:val="20"/></w:rPr></w:pPr><w:r><w:rPr><w:rFonts w:ascii="Arial" w:hAnsi="Arial" w:cs="Arial"/><w:sz w:val="20"/><w:szCs w:val="20"/></w:rPr><w:t>M</w:t></w:r><w:r><w:rPr><w:rFonts w:ascii="Arial" w:hAnsi="Arial" w:cs="Arial"/><w:sz w:val="20"/><w:szCs w:val="20"/></w:rPr><w:t>ELBOURNE</w:t></w:r><w:r><w:rPr><w:rFonts w:ascii="Arial" w:hAnsi="Arial" w:cs="Arial"/><w:sz w:val="20"/><w:szCs w:val="20"/></w:rPr><w:t xml:space="preserve"> VIC 3000</w:t></w:r></w:p></w:tc><w:tc><w:tcPr><w:tcW w:w="1275" w:type="dxa"/><w:hideMark/></w:tcPr><w:p><w:pPr><w:tabs><w:tab w:val="left" w:pos="972"/></w:tabs><w:rPr><w:rFonts w:ascii="Arial" w:hAnsi="Arial" w:cs="Arial"/><w:sz w:val="20"/><w:szCs w:val="20"/></w:rPr></w:pPr><w:r><w:rPr><w:rFonts w:ascii="Arial" w:hAnsi="Arial" w:cs="Arial"/><w:sz w:val="20"/><w:szCs w:val="20"/></w:rPr><w:t>Reference</w:t></w:r><w:r><w:rPr><w:rFonts w:ascii="Arial" w:hAnsi="Arial" w:cs="Arial"/><w:sz w:val="20"/><w:szCs w:val="20"/></w:rPr><w:t>:</w:t></w:r></w:p></w:tc><w:tc><w:tcPr><w:tcW w:w="3057" w:type="dxa"/><w:hideMark/></w:tcPr><w:p><w:pPr><w:t xml:space="preserve"><w:tab w:val="left" w:pos="972"/></w:tabs><w:rPr><w:rFonts w:ascii="Arial" w:hAnsi="Arial" w:cs="Arial"/><w:sz w:val="20"/><w:szCs w:val="20"/></w:rPr></w:pPr><w:proofErr w:type="gramStart"/><w:r><w:rPr><w:rFonts w:ascii="Arial" w:hAnsi="Arial" w:cs="Arial"/><w:sz w:val="20"/><w:szCs w:val="20"/></w:rPr><w:t>PAR:ARW: {reference}</w:t></w:r><w:r><w:rPr><w:rFonts w:ascii="Arial" w:hAnsi="Arial" w:cs="Arial"/><w:sz w:val="20"/><w:szCs w:val="20"/></w:rPr><w:t></w:t></w:r><w:r><w:rPr><w:rFonts w:ascii="Arial" w:hAnsi="Arial" w:cs="Arial"/><w:sz w:val="20"/><w:szCs w:val="20"/></w:rPr><w:t></w:t></w:r><w:r><w:rPr><w:rFonts w:ascii="Arial" w:hAnsi="Arial" w:cs="Arial"/><w:sz w:val="20"/><w:szCs w:val="20"/></w:rPr><w:t></w:t></w:r><w:r><w:rPr><w:rFonts w:ascii="Arial" w:hAnsi="Arial" w:cs="Arial"/><w:sz w:val="20"/><w:szCs w:val="20"/></w:rPr><w:t></w:t></w:r><w:proofErr w:type="gramEnd"/><w:r><w:rPr><w:rFonts w:ascii="Arial" w:hAnsi="Arial" w:cs="Arial"/><w:sz w:val="20"/><w:szCs w:val="20"/></w:rPr><w:t></w:t></w:r><w:r><w:rPr><w:rFonts w:ascii="Arial" w:hAnsi="Arial" w:cs="Arial"/><w:sz w:val="20"/><w:szCs w:val="20"/><w:highlight w:val="yellow"/></w:rPr><w:t></w:t></w:r></w:p></w:tc></w:tr></w:tbl><w:p><w:pPr><w:pBdr><w:bottom w:val="single" w:sz="8" w:space="1" w:color="auto"/></w:pBdr><w:rPr><w:rFonts w:ascii="Arial" w:hAnsi="Arial" w:cs="Arial"/><w:sz w:val="22"/><w:szCs w:val="22"/></w:rPr></w:pPr></w:p><w:p><w:pPr><w:rPr><w:rFonts w:ascii="Arial" w:hAnsi="Arial" w:cs="Arial"/><w:sz w:val="22"/><w:szCs w:val="22"/></w:rPr></w:pPr></w:p><w:p><w:pPr><w:rPr><w:rFonts w:ascii="Arial" w:hAnsi="Arial" w:cs="Arial"/><w:i/><w:sz w:val="22"/><w:szCs w:val="22"/></w:rPr></w:pPr><w:r><w:rPr><w:rFonts w:ascii="Arial" w:hAnsi="Arial" w:cs="Arial"/><w:sz w:val="22"/><w:szCs w:val="22"/></w:rPr><w:t xml:space="preserve">In accordance with section 42 of the </w:t></w:r><w:r><w:rPr><w:rFonts w:ascii="Arial" w:hAnsi="Arial" w:cs="Arial"/><w:i/><w:sz w:val="22"/><w:szCs w:val="22"/></w:rPr><w:t>Civil Procedure Act 2010:</w:t></w:r></w:p><w:p><w:pPr><w:rPr><w:rFonts w:ascii="Arial" w:hAnsi="Arial" w:cs="Arial"/><w:i/><w:sz w:val="22"/><w:szCs w:val="22"/></w:rPr></w:pPr></w:p><w:p><w:pPr><w:rPr><w:rFonts w:ascii="Arial" w:hAnsi="Arial" w:cs="Arial"/><w:sz w:val="22"/><w:szCs w:val="22"/></w:rPr></w:pPr><w:r><w:rPr><w:rFonts w:ascii="Arial" w:hAnsi="Arial" w:cs="Arial"/><w:sz w:val="22"/><w:szCs w:val="22"/></w:rPr><w:t xml:space="preserve">I, </w:t></w:r><w:r><w:rPr><w:rFonts w:ascii="Arial" w:hAnsi="Arial" w:cs="Arial"/><w:sz w:val="22"/><w:szCs w:val="22"/></w:rPr><w:t>Paul Rojas</w:t></w:r><w:r><w:rPr><w:rFonts w:ascii="Arial" w:hAnsi="Arial" w:cs="Arial"/><w:sz w:val="22"/><w:szCs w:val="22"/></w:rPr><w:t>,</w:t></w:r><w:r><w:rPr><w:rFonts w:ascii="Arial" w:hAnsi="Arial" w:cs="Arial"/><w:sz w:val="22"/><w:szCs w:val="22"/></w:rPr><w:t xml:space="preserve"> certify to the Court that, in relation to the document Complaint Form 5A, filed on behalf of {plaintiff_body}</w:t></w:r><w:r><w:rPr><w:rFonts w:ascii="Arial" w:hAnsi="Arial" w:cs="Arial"/><w:sz w:val="22"/><w:szCs w:val="22"/></w:rPr><w:t></w:t></w:r><w:r><w:rPr><w:rFonts w:ascii="Arial" w:hAnsi="Arial" w:cs="Arial"/><w:sz w:val="22"/><w:szCs w:val="22"/></w:rPr><w:t></w:t></w:r><w:r><w:rPr><w:rFonts w:ascii="Arial" w:hAnsi="Arial" w:cs="Arial"/><w:sz w:val="22"/><w:szCs w:val="22"/></w:rPr><w:t></w:t></w:r><w:r><w:rPr><w:rFonts w:ascii="Arial" w:hAnsi="Arial" w:cs="Arial"/><w:sz w:val="22"/><w:szCs w:val="22"/></w:rPr><w:t xml:space="preserve">, </w:t></w:r><w:r><w:rPr><w:rFonts w:ascii="Arial" w:hAnsi="Arial" w:cs="Arial"/><w:sz w:val="22"/><w:szCs w:val="22"/></w:rPr><w:t xml:space="preserve">the </w:t></w:r><w:r><w:rPr><w:rFonts w:ascii="Arial" w:hAnsi="Arial" w:cs="Arial"/><w:sz w:val="22"/><w:szCs w:val="22"/></w:rPr><w:t>Plaintiff, on the factual and legal material available to me at present:</w:t></w:r></w:p><w:p><w:pPr><w:rPr><w:rFonts w:ascii="Arial" w:hAnsi="Arial" w:cs="Arial"/><w:sz w:val="22"/><w:szCs w:val="22"/></w:rPr></w:pPr></w:p><w:p><w:pPr><w:spacing w:before="120"/><w:ind w:left="720" w:hanging="540"/><w:rPr><w:rFonts w:ascii="Arial" w:hAnsi="Arial" w:cs="Arial"/><w:sz w:val="22"/><w:szCs w:val="22"/></w:rPr></w:pPr><w:r><w:rPr><w:rFonts w:ascii="Arial" w:hAnsi="Arial" w:cs="Arial"/><w:sz w:val="22"/><w:szCs w:val="22"/></w:rPr><w:t>(a)</w:t></w:r><w:r><w:rPr><w:rFonts w:ascii="Arial" w:hAnsi="Arial" w:cs="Arial"/><w:sz w:val="22"/><w:szCs w:val="22"/></w:rPr><w:tab/><w:t xml:space="preserve">each allegation of fact in the document has a proper </w:t></w:r><w:proofErr w:type="gramStart"/><w:r><w:rPr><w:rFonts w:ascii="Arial" w:hAnsi="Arial" w:cs="Arial"/><w:sz w:val="22"/><w:szCs w:val="22"/></w:rPr><w:t>basis;</w:t></w:r><w:proofErr w:type="gramEnd"/></w:p><w:p><w:pPr><w:rPr><w:rFonts w:ascii="Arial" w:hAnsi="Arial" w:cs="Arial"/><w:sz w:val="22"/><w:szCs w:val="22"/></w:rPr></w:pPr></w:p><w:p><w:pPr><w:rPr><w:rFonts w:ascii="Arial" w:hAnsi="Arial" w:cs="Arial"/><w:sz w:val="22"/><w:szCs w:val="22"/></w:rPr></w:pPr><w:r><w:rPr><w:rFonts w:ascii="Arial" w:hAnsi="Arial" w:cs="Arial"/><w:sz w:val="22"/><w:szCs w:val="22"/></w:rPr><w:t>Dated:</w:t></w:r><w:r><w:rPr><w:rFonts w:ascii="Arial" w:hAnsi="Arial" w:cs="Arial"/><w:sz w:val="22"/><w:szCs w:val="22"/></w:rPr><w:t xml:space="preserve"></w:r><w:r><w:rPr><w:rFonts w:ascii="Arial" w:hAnsi="Arial" w:cs="Arial"/><w:sz w:val="22"/><w:szCs w:val="22"/><w:highlight w:val="yellow"/></w:rPr><w:t>{doc_date}</w:t></w:r></w:p><w:p><w:pPr><w:ind w:left="720"/><w:rPr><w:rFonts w:ascii="Arial" w:hAnsi="Arial" w:cs="Arial"/><w:sz w:val="22"/><w:szCs w:val="22"/></w:rPr></w:pPr></w:p><w:p><w:pPr><w:rPr><w:rFonts w:ascii="Arial" w:hAnsi="Arial" w:cs="Arial"/><w:sz w:val="22"/><w:szCs w:val="22"/></w:rPr></w:pPr></w:p><w:p><w:pPr><w:rPr><w:rFonts w:ascii="Arial" w:hAnsi="Arial" w:cs="Arial"/><w:sz w:val="22"/><w:szCs w:val="22"/></w:rPr></w:pPr></w:p><w:p><w:pPr><w:rPr><w:rFonts w:ascii="Arial" w:hAnsi="Arial" w:cs="Arial"/><w:sz w:val="22"/><w:szCs w:val="22"/></w:rPr></w:pPr></w:p><w:tbl><w:tblPr><w:tblStyle w:val="TableGrid"/><w:tblW w:w="0" w:type="auto"/><w:tblBorders><w:top w:val="none" w:sz="0" w:space="0" w:color="auto"/><w:left w:val="none" w:sz="0" w:space="0" w:color="auto"/><w:bottom w:val="none" w:sz="0" w:space="0" w:color="auto"/><w:right w:val="none" w:sz="0" w:space="0" w:color="auto"/><w:insideH w:val="none" w:sz="0" w:space="0" w:color="auto"/><w:insideV w:val="none" w:sz="0" w:space="0" w:color="auto"/></w:tblBorders><w:tblLook w:val="04A0" w:firstRow="1" w:lastRow="0" w:firstColumn="1" w:lastColumn="0" w:noHBand="0" w:noVBand="1"/></w:tblPr><w:tblGrid><w:gridCol w:w="5245"/></w:tblGrid><w:tr><w:tc><w:tcPr><w:tcW w:w="5245" w:type="dxa"/><w:tcBorders><w:top w:val="dotted" w:sz="4" w:space="0" w:color="auto"/></w:tcBorders></w:tcPr><w:p><w:pPr><w:spacing w:line="360" w:lineRule="auto"/><w:rPr><w:rFonts w:ascii="Arial" w:hAnsi="Arial" w:cs="Arial"/><w:sz w:val="22"/><w:szCs w:val="22"/></w:rPr></w:pPr><w:r><w:rPr><w:rFonts w:ascii="Arial" w:hAnsi="Arial" w:cs="Arial"/><w:sz w:val="22"/><w:szCs w:val="22"/></w:rPr><w:t>Paul Rojas, Solicitor</w:t></w:r></w:p></w:tc></w:tr><w:tr><w:tc><w:tcPr><w:tcW w:w="5245" w:type="dxa"/></w:tcPr><w:p><w:pPr><w:spacing w:line="360" w:lineRule="auto"/><w:rPr><w:rFonts w:ascii="Arial" w:hAnsi="Arial" w:cs="Arial"/><w:sz w:val="22"/><w:szCs w:val="22"/></w:rPr></w:pPr><w:r><w:rPr><w:rFonts w:ascii="Arial" w:hAnsi="Arial" w:cs="Arial"/><w:sz w:val="22"/><w:szCs w:val="22"/></w:rPr><w:t>RA Law Group, Solicitors for the Plaintiff</w:t></w:r></w:p></w:tc></w:tr></w:tbl><w:p><w:pPr><w:rPr><w:rFonts w:ascii="Arial" w:hAnsi="Arial" w:cs="Arial"/><w:sz w:val="22"/><w:szCs w:val="22"/></w:rPr></w:pPr></w:p><w:p><w:pPr><w:ind w:left="720"/><w:rPr><w:rFonts w:ascii="Arial" w:hAnsi="Arial" w:cs="Arial"/><w:sz w:val="22"/><w:szCs w:val="22"/></w:rPr></w:pPr></w:p><w:p><w:pPr><w:rPr><w:rFonts w:ascii="Arial" w:hAnsi="Arial" w:cs="Arial"/><w:sz w:val="22"/><w:szCs w:val="22"/></w:rPr></w:pPr></w:p><w:sectPr><w:footerReference w:type="even" r:id="rId10"/><w:footerReference w:type="default" r:id="rId11"/><w:pgSz w:w="11906" w:h="16838"/><w:pgMar w:top="899" w:right="1286" w:bottom="539" w:left="1260" w:header="708" w:footer="708" w:gutter="0"/><w:cols w:space="708"/><w:titlePg/><w:docGrid w:linePitch="360"/></w:sectPr></w:body></w:document>
+<file path=word/document.xml><?xml version="1.0" encoding="utf-8"?>
+<w:document xmlns:wpc="http://schemas.microsoft.com/office/word/2010/wordprocessingCanvas" xmlns:cx="http://schemas.microsoft.com/office/drawing/2014/chartex" xmlns:cx1="http://schemas.microsoft.com/office/drawing/2015/9/8/chartex" xmlns:cx2="http://schemas.microsoft.com/office/drawing/2015/10/21/chartex" xmlns:cx3="http://schemas.microsoft.com/office/drawing/2016/5/9/chartex" xmlns:cx4="http://schemas.microsoft.com/office/drawing/2016/5/10/chartex" xmlns:cx5="http://schemas.microsoft.com/office/drawing/2016/5/11/chartex" xmlns:cx6="http://schemas.microsoft.com/office/drawing/2016/5/12/chartex" xmlns:cx7="http://schemas.microsoft.com/office/drawing/2016/5/13/chartex" xmlns:cx8="http://schemas.microsoft.com/office/drawing/2016/5/14/chartex" xmlns:mc="http://schemas.openxmlformats.org/markup-compatibility/2006" xmlns:aink="http://schemas.microsoft.com/office/drawing/2016/ink" xmlns:am3d="http://schemas.microsoft.com/office/drawing/2017/model3d" xmlns:o="urn:schemas-microsoft-com:office:office" xmlns:oel="http://schemas.microsoft.com/office/2019/extlst" xmlns:r="http://schemas.openxmlformats.org/officeDocument/2006/relationships" xmlns:m="http://schemas.openxmlformats.org/officeDocument/2006/math" xmlns:v="urn:schemas-microsoft-com:vml" xmlns:wp14="http://schemas.microsoft.com/office/word/2010/wordprocessingDrawing" xmlns:wp="http://schemas.openxmlformats.org/drawingml/2006/wordprocessingDrawing" xmlns:w10="urn:schemas-microsoft-com:office:word" xmlns:w="http://schemas.openxmlformats.org/wordprocessingml/2006/main" xmlns:w14="http://schemas.microsoft.com/office/word/2010/wordml" xmlns:w15="http://schemas.microsoft.com/office/word/2012/wordml" xmlns:w16cex="http://schemas.microsoft.com/office/word/2018/wordml/cex" xmlns:w16cid="http://schemas.microsoft.com/office/word/2016/wordml/cid" xmlns:w16="http://schemas.microsoft.com/office/word/2018/wordml" xmlns:w16du="http://schemas.microsoft.com/office/word/2023/wordml/word16du" xmlns:w16sdtdh="http://schemas.microsoft.com/office/word/2020/wordml/sdtdatahash" xmlns:w16sdtfl="http://schemas.microsoft.com/office/word/2024/wordml/sdtformatlock" xmlns:w16se="http://schemas.microsoft.com/office/word/2015/wordml/symex" xmlns:wpg="http://schemas.microsoft.com/office/word/2010/wordprocessingGroup" xmlns:wpi="http://schemas.microsoft.com/office/word/2010/wordprocessingInk" xmlns:wne="http://schemas.microsoft.com/office/word/2006/wordml" xmlns:wps="http://schemas.microsoft.com/office/word/2010/wordprocessingShape" mc:Ignorable="w14 w15 w16se w16cid w16 w16cex w16sdtdh w16sdtfl w16du wp14">
+  <w:body>
+    <w:p>
+      <w:pPr>
+        <w:jc w:val="center"/>
+        <w:rPr>
+          <w:rFonts w:ascii="Arial" w:hAnsi="Arial" w:cs="Arial"/>
+          <w:sz w:val="22"/>
+          <w:szCs w:val="22"/>
+        </w:rPr>
+      </w:pPr>
+      <w:r>
+        <w:rPr>
+          <w:rFonts w:ascii="Arial" w:hAnsi="Arial" w:cs="Arial"/>
+          <w:sz w:val="22"/>
+          <w:szCs w:val="22"/>
+        </w:rPr>
+        <w:t>MAGISTRATES' COURT GENERAL CIVIL PROCEDURE RULES 20</w:t>
+      </w:r>
+      <w:r>
+        <w:rPr>
+          <w:rFonts w:ascii="Arial" w:hAnsi="Arial" w:cs="Arial"/>
+          <w:sz w:val="22"/>
+          <w:szCs w:val="22"/>
+        </w:rPr>
+        <w:t>20</w:t>
+      </w:r>
+    </w:p>
+    <w:p>
+      <w:pPr>
+        <w:rPr>
+          <w:rFonts w:ascii="Arial" w:hAnsi="Arial" w:cs="Arial"/>
+          <w:sz w:val="22"/>
+          <w:szCs w:val="22"/>
+        </w:rPr>
+      </w:pPr>
+    </w:p>
+    <w:p>
+      <w:pPr>
+        <w:tabs>
+          <w:tab w:val="center" w:pos="4680"/>
+        </w:tabs>
+        <w:rPr>
+          <w:rFonts w:ascii="Arial" w:hAnsi="Arial" w:cs="Arial"/>
+          <w:sz w:val="22"/>
+          <w:szCs w:val="22"/>
+        </w:rPr>
+      </w:pPr>
+      <w:r>
+        <w:rPr>
+          <w:rFonts w:ascii="Arial" w:hAnsi="Arial" w:cs="Arial"/>
+          <w:sz w:val="22"/>
+          <w:szCs w:val="22"/>
+        </w:rPr>
+        <w:t>Rule 4.10</w:t>
+      </w:r>
+      <w:r>
+        <w:rPr>
+          <w:rFonts w:ascii="Arial" w:hAnsi="Arial" w:cs="Arial"/>
+          <w:sz w:val="22"/>
+          <w:szCs w:val="22"/>
+        </w:rPr>
+        <w:tab/>
+        <w:t>FORM 4B</w:t>
+      </w:r>
+    </w:p>
+    <w:p>
+      <w:pPr>
+        <w:jc w:val="center"/>
+        <w:rPr>
+          <w:rFonts w:ascii="Arial" w:hAnsi="Arial" w:cs="Arial"/>
+          <w:sz w:val="22"/>
+          <w:szCs w:val="22"/>
+        </w:rPr>
+      </w:pPr>
+    </w:p>
+    <w:p>
+      <w:pPr>
+        <w:jc w:val="center"/>
+        <w:rPr>
+          <w:rFonts w:ascii="Arial" w:hAnsi="Arial" w:cs="Arial"/>
+          <w:b/>
+          <w:bCs/>
+          <w:sz w:val="22"/>
+          <w:szCs w:val="22"/>
+        </w:rPr>
+      </w:pPr>
+      <w:r>
+        <w:rPr>
+          <w:rFonts w:ascii="Arial" w:hAnsi="Arial" w:cs="Arial"/>
+          <w:b/>
+          <w:bCs/>
+          <w:sz w:val="22"/>
+          <w:szCs w:val="22"/>
+        </w:rPr>
+        <w:t>PROPER BASIS CERTIFICATION</w:t>
+      </w:r>
+    </w:p>
+    <w:p>
+      <w:pPr>
+        <w:jc w:val="center"/>
+        <w:rPr>
+          <w:rFonts w:ascii="Arial" w:hAnsi="Arial" w:cs="Arial"/>
+          <w:sz w:val="22"/>
+          <w:szCs w:val="22"/>
+        </w:rPr>
+      </w:pPr>
+    </w:p>
+    <w:p>
+      <w:pPr>
+        <w:jc w:val="center"/>
+        <w:rPr>
+          <w:rFonts w:ascii="Arial" w:hAnsi="Arial" w:cs="Arial"/>
+          <w:sz w:val="22"/>
+          <w:szCs w:val="22"/>
+        </w:rPr>
+      </w:pPr>
+    </w:p>
+    <w:p>
+      <w:pPr>
+        <w:rPr>
+          <w:rFonts w:ascii="Arial" w:hAnsi="Arial" w:cs="Arial"/>
+          <w:sz w:val="22"/>
+          <w:szCs w:val="22"/>
+        </w:rPr>
+      </w:pPr>
+      <w:r>
+        <w:rPr>
+          <w:rFonts w:ascii="Arial" w:hAnsi="Arial" w:cs="Arial"/>
+          <w:sz w:val="22"/>
+          <w:szCs w:val="22"/>
+        </w:rPr>
+        <w:t>IN THE MAGISTRATES’ COURT</w:t>
+      </w:r>
+      <w:r>
+        <w:rPr>
+          <w:rFonts w:ascii="Arial" w:hAnsi="Arial" w:cs="Arial"/>
+          <w:sz w:val="22"/>
+          <w:szCs w:val="22"/>
+        </w:rPr>
+        <w:tab/>
+      </w:r>
+      <w:r>
+        <w:rPr>
+          <w:rFonts w:ascii="Arial" w:hAnsi="Arial" w:cs="Arial"/>
+          <w:sz w:val="22"/>
+          <w:szCs w:val="22"/>
+        </w:rPr>
+        <w:tab/>
+      </w:r>
+      <w:r>
+        <w:rPr>
+          <w:rFonts w:ascii="Arial" w:hAnsi="Arial" w:cs="Arial"/>
+          <w:sz w:val="22"/>
+          <w:szCs w:val="22"/>
+        </w:rPr>
+        <w:tab/>
+        <w:t xml:space="preserve">           </w:t>
+      </w:r>
+      <w:proofErr w:type="spellStart"/>
+      <w:r>
+        <w:rPr>
+          <w:rFonts w:ascii="Arial" w:hAnsi="Arial" w:cs="Arial"/>
+          <w:sz w:val="22"/>
+          <w:szCs w:val="22"/>
+        </w:rPr>
+        <w:t>Court</w:t>
+      </w:r>
+      <w:proofErr w:type="spellEnd"/>
+      <w:r>
+        <w:rPr>
+          <w:rFonts w:ascii="Arial" w:hAnsi="Arial" w:cs="Arial"/>
+          <w:sz w:val="22"/>
+          <w:szCs w:val="22"/>
+        </w:rPr>
+        <w:t xml:space="preserve"> Number:   </w:t>
+      </w:r>
+    </w:p>
+    <w:p>
+      <w:pPr>
+        <w:rPr>
+          <w:rFonts w:ascii="Arial" w:hAnsi="Arial" w:cs="Arial"/>
+          <w:sz w:val="22"/>
+          <w:szCs w:val="22"/>
+        </w:rPr>
+      </w:pPr>
+      <w:r>
+        <w:rPr>
+          <w:rFonts w:ascii="Arial" w:hAnsi="Arial" w:cs="Arial"/>
+          <w:sz w:val="22"/>
+          <w:szCs w:val="22"/>
+        </w:rPr>
+        <w:t xml:space="preserve">OF VICTORIA AT {court_location}</w:t>
+      </w:r>
+    </w:p>
+    <w:p>
+      <w:pPr>
+        <w:rPr>
+          <w:rFonts w:ascii="Arial" w:hAnsi="Arial" w:cs="Arial"/>
+          <w:sz w:val="22"/>
+          <w:szCs w:val="22"/>
+        </w:rPr>
+      </w:pPr>
+    </w:p>
+    <w:p>
+      <w:pPr>
+        <w:rPr>
+          <w:rFonts w:ascii="Arial" w:hAnsi="Arial" w:cs="Arial"/>
+          <w:b/>
+          <w:sz w:val="22"/>
+          <w:szCs w:val="22"/>
+        </w:rPr>
+      </w:pPr>
+      <w:r>
+        <w:rPr>
+          <w:rFonts w:ascii="Arial" w:hAnsi="Arial" w:cs="Arial"/>
+          <w:sz w:val="22"/>
+          <w:szCs w:val="22"/>
+        </w:rPr>
+        <w:t>BETWEEN</w:t>
+      </w:r>
+      <w:r>
+        <w:rPr>
+          <w:rFonts w:ascii="Arial" w:hAnsi="Arial" w:cs="Arial"/>
+          <w:b/>
+          <w:sz w:val="22"/>
+          <w:szCs w:val="22"/>
+        </w:rPr>
+        <w:tab/>
+        <w:t xml:space="preserve">  </w:t>
+      </w:r>
+    </w:p>
+    <w:p>
+      <w:pPr>
+        <w:jc w:val="center"/>
+        <w:rPr>
+          <w:rFonts w:ascii="Arial" w:hAnsi="Arial" w:cs="Arial"/>
+          <w:b/>
+          <w:sz w:val="22"/>
+          <w:szCs w:val="22"/>
+        </w:rPr>
+      </w:pPr>
+      <w:r>
+        <w:rPr>
+          <w:rFonts w:ascii="Arial" w:hAnsi="Arial" w:cs="Arial"/>
+          <w:b/>
+          <w:sz w:val="22"/>
+          <w:szCs w:val="22"/>
+        </w:rPr>
+        <w:t>{plaintiff_display}</w:t>
+      </w:r>
+    </w:p>
+    <w:p>
+      <w:pPr>
+        <w:jc w:val="center"/>
+        <w:rPr>
+          <w:rFonts w:ascii="Arial" w:hAnsi="Arial" w:cs="Arial"/>
+          <w:sz w:val="22"/>
+          <w:szCs w:val="22"/>
+        </w:rPr>
+      </w:pPr>
+      <w:r>
+        <w:rPr>
+          <w:rFonts w:ascii="Arial" w:hAnsi="Arial" w:cs="Arial"/>
+          <w:sz w:val="22"/>
+          <w:szCs w:val="22"/>
+        </w:rPr>
+        <w:t xml:space="preserve">OF {plaintiff_addr1}</w:t>
+      </w:r>
+    </w:p>
+    <w:p>
+      <w:pPr>
+        <w:jc w:val="center"/>
+        <w:rPr>
+          <w:rFonts w:ascii="Arial" w:hAnsi="Arial" w:cs="Arial"/>
+          <w:sz w:val="22"/>
+          <w:szCs w:val="22"/>
+        </w:rPr>
+      </w:pPr>
+      <w:r>
+        <w:rPr>
+          <w:rFonts w:ascii="Arial" w:hAnsi="Arial" w:cs="Arial"/>
+          <w:sz w:val="22"/>
+          <w:szCs w:val="22"/>
+        </w:rPr>
+        <w:t>{plaintiff_addr2}</w:t>
+      </w:r>
+    </w:p>
+    <w:p>
+      <w:pPr>
+        <w:jc w:val="right"/>
+        <w:rPr>
+          <w:rFonts w:ascii="Arial" w:hAnsi="Arial" w:cs="Arial"/>
+          <w:bCs/>
+          <w:sz w:val="22"/>
+          <w:szCs w:val="22"/>
+        </w:rPr>
+      </w:pPr>
+      <w:r>
+        <w:rPr>
+          <w:rFonts w:ascii="Arial" w:hAnsi="Arial" w:cs="Arial"/>
+          <w:bCs/>
+          <w:sz w:val="22"/>
+          <w:szCs w:val="22"/>
+        </w:rPr>
+        <w:t>Plaintiff</w:t>
+      </w:r>
+    </w:p>
+    <w:p>
+      <w:pPr>
+        <w:rPr>
+          <w:rFonts w:ascii="Arial" w:hAnsi="Arial" w:cs="Arial"/>
+          <w:bCs/>
+          <w:sz w:val="22"/>
+          <w:szCs w:val="22"/>
+        </w:rPr>
+      </w:pPr>
+      <w:r>
+        <w:rPr>
+          <w:rFonts w:ascii="Arial" w:hAnsi="Arial" w:cs="Arial"/>
+          <w:bCs/>
+          <w:sz w:val="22"/>
+          <w:szCs w:val="22"/>
+        </w:rPr>
+        <w:t>AND</w:t>
+      </w:r>
+      <w:r>
+        <w:rPr>
+          <w:rFonts w:ascii="Arial" w:hAnsi="Arial" w:cs="Arial"/>
+          <w:bCs/>
+          <w:sz w:val="22"/>
+          <w:szCs w:val="22"/>
+        </w:rPr>
+        <w:tab/>
+      </w:r>
+      <w:r>
+        <w:rPr>
+          <w:rFonts w:ascii="Arial" w:hAnsi="Arial" w:cs="Arial"/>
+          <w:bCs/>
+          <w:sz w:val="22"/>
+          <w:szCs w:val="22"/>
+        </w:rPr>
+        <w:tab/>
+      </w:r>
+    </w:p>
+    <w:p>
+      <w:pPr>
+        <w:jc w:val="center"/>
+        <w:rPr>
+          <w:rFonts w:ascii="Arial" w:hAnsi="Arial" w:cs="Arial"/>
+          <w:b/>
+          <w:sz w:val="22"/>
+          <w:szCs w:val="22"/>
+        </w:rPr>
+      </w:pPr>
+      <w:r>
+        <w:rPr>
+          <w:rFonts w:ascii="Arial" w:hAnsi="Arial" w:cs="Arial"/>
+          <w:b/>
+          <w:sz w:val="22"/>
+          <w:szCs w:val="22"/>
+          <w:highlight w:val="yellow"/>
+        </w:rPr>
+        <w:t>{defendant1_name}</w:t>
+      </w:r>
+    </w:p>
+    <w:p>
+      <w:pPr>
+        <w:jc w:val="center"/>
+        <w:rPr>
+          <w:rFonts w:ascii="Arial" w:hAnsi="Arial" w:cs="Arial"/>
+          <w:bCs/>
+          <w:sz w:val="22"/>
+          <w:szCs w:val="22"/>
+          <w:highlight w:val="yellow"/>
+        </w:rPr>
+      </w:pPr>
+      <w:r>
+        <w:rPr>
+          <w:rFonts w:ascii="Arial" w:hAnsi="Arial" w:cs="Arial"/>
+          <w:bCs/>
+          <w:sz w:val="22"/>
+          <w:szCs w:val="22"/>
+        </w:rPr>
+        <w:t xml:space="preserve">OF </w:t>
+      </w:r>
+      <w:r>
+        <w:rPr>
+          <w:rFonts w:ascii="Arial" w:hAnsi="Arial" w:cs="Arial"/>
+          <w:bCs/>
+          <w:sz w:val="22"/>
+          <w:szCs w:val="22"/>
+          <w:highlight w:val="yellow"/>
+        </w:rPr>
+        <w:t xml:space="preserve">{defendant1_addr1} </w:t>
+      </w:r>
+    </w:p>
+    <w:p>
+      <w:pPr>
+        <w:jc w:val="center"/>
+        <w:rPr>
+          <w:rFonts w:ascii="Arial" w:hAnsi="Arial" w:cs="Arial"/>
+          <w:bCs/>
+          <w:sz w:val="22"/>
+          <w:szCs w:val="22"/>
+        </w:rPr>
+      </w:pPr>
+      <w:r>
+        <w:rPr>
+          <w:rFonts w:ascii="Arial" w:hAnsi="Arial" w:cs="Arial"/>
+          <w:bCs/>
+          <w:sz w:val="22"/>
+          <w:szCs w:val="22"/>
+          <w:highlight w:val="yellow"/>
+        </w:rPr>
+        <w:t>{defendant1_addr2}</w:t>
+      </w:r>
+    </w:p>
+    <w:p>
+      <w:pPr>
+        <w:jc w:val="right"/>
+        <w:rPr>
+          <w:rFonts w:ascii="Arial" w:hAnsi="Arial" w:cs="Arial"/>
+          <w:bCs/>
+          <w:sz w:val="22"/>
+          <w:szCs w:val="22"/>
+        </w:rPr>
+      </w:pPr>
+      <w:r>
+        <w:rPr>
+          <w:rFonts w:ascii="Arial" w:hAnsi="Arial" w:cs="Arial"/>
+          <w:bCs/>
+          <w:sz w:val="22"/>
+          <w:szCs w:val="22"/>
+        </w:rPr>
+        <w:t>First Defendant</w:t>
+      </w:r>
+    </w:p>
+    <w:p>
+      <w:pPr>
+        <w:jc w:val="right"/>
+        <w:rPr>
+          <w:rFonts w:ascii="Arial" w:hAnsi="Arial" w:cs="Arial"/>
+          <w:b/>
+          <w:sz w:val="22"/>
+          <w:szCs w:val="22"/>
+        </w:rPr>
+      </w:pPr>
+    </w:p>
+    <w:p>
+      <w:pPr>
+        <w:jc w:val="center"/>
+        <w:rPr>
+          <w:rFonts w:ascii="Arial" w:hAnsi="Arial" w:cs="Arial"/>
+          <w:b/>
+          <w:sz w:val="22"/>
+          <w:szCs w:val="22"/>
+        </w:rPr>
+      </w:pPr>
+      <w:r>
+        <w:rPr>
+          <w:rFonts w:ascii="Arial" w:hAnsi="Arial" w:cs="Arial"/>
+          <w:b/>
+          <w:sz w:val="22"/>
+          <w:szCs w:val="22"/>
+          <w:highlight w:val="yellow"/>
+        </w:rPr>
+        <w:t>{defendant2_name}</w:t>
+      </w:r>
+    </w:p>
+    <w:p>
+      <w:pPr>
+        <w:jc w:val="center"/>
+        <w:rPr>
+          <w:rFonts w:ascii="Arial" w:hAnsi="Arial" w:cs="Arial"/>
+          <w:bCs/>
+          <w:sz w:val="22"/>
+          <w:szCs w:val="22"/>
+          <w:highlight w:val="yellow"/>
+        </w:rPr>
+      </w:pPr>
+      <w:r>
+        <w:rPr>
+          <w:rFonts w:ascii="Arial" w:hAnsi="Arial" w:cs="Arial"/>
+          <w:bCs/>
+          <w:sz w:val="22"/>
+          <w:szCs w:val="22"/>
+        </w:rPr>
+        <w:t xml:space="preserve">OF </w:t>
+      </w:r>
+      <w:r>
+        <w:rPr>
+          <w:rFonts w:ascii="Arial" w:hAnsi="Arial" w:cs="Arial"/>
+          <w:bCs/>
+          <w:sz w:val="22"/>
+          <w:szCs w:val="22"/>
+          <w:highlight w:val="yellow"/>
+        </w:rPr>
+        <w:t xml:space="preserve">{defendant2_addr1} </w:t>
+      </w:r>
+    </w:p>
+    <w:p>
+      <w:pPr>
+        <w:jc w:val="center"/>
+        <w:rPr>
+          <w:rFonts w:ascii="Arial" w:hAnsi="Arial" w:cs="Arial"/>
+          <w:bCs/>
+          <w:sz w:val="22"/>
+          <w:szCs w:val="22"/>
+        </w:rPr>
+      </w:pPr>
+      <w:r>
+        <w:rPr>
+          <w:rFonts w:ascii="Arial" w:hAnsi="Arial" w:cs="Arial"/>
+          <w:bCs/>
+          <w:sz w:val="22"/>
+          <w:szCs w:val="22"/>
+          <w:highlight w:val="yellow"/>
+        </w:rPr>
+        <w:t>{defendant2_addr2}</w:t>
+      </w:r>
+    </w:p>
+    <w:p>
+      <w:pPr>
+        <w:jc w:val="right"/>
+        <w:rPr>
+          <w:rFonts w:ascii="Arial" w:hAnsi="Arial" w:cs="Arial"/>
+          <w:bCs/>
+          <w:sz w:val="22"/>
+          <w:szCs w:val="22"/>
+        </w:rPr>
+      </w:pPr>
+      <w:r>
+        <w:rPr>
+          <w:rFonts w:ascii="Arial" w:hAnsi="Arial" w:cs="Arial"/>
+          <w:bCs/>
+          <w:sz w:val="22"/>
+          <w:szCs w:val="22"/>
+        </w:rPr>
+        <w:t>Second Defendant</w:t>
+      </w:r>
+    </w:p>
+    <w:p>
+      <w:pPr>
+        <w:pBdr>
+          <w:bottom w:val="single" w:sz="8" w:space="1" w:color="auto"/>
+        </w:pBdr>
+        <w:rPr>
+          <w:rFonts w:ascii="Arial" w:hAnsi="Arial" w:cs="Arial"/>
+          <w:sz w:val="22"/>
+          <w:szCs w:val="22"/>
+        </w:rPr>
+      </w:pPr>
+    </w:p>
+    <w:p>
+      <w:pPr>
+        <w:rPr>
+          <w:rFonts w:ascii="Arial" w:hAnsi="Arial" w:cs="Arial"/>
+          <w:sz w:val="22"/>
+          <w:szCs w:val="22"/>
+        </w:rPr>
+      </w:pPr>
+    </w:p>
+    <w:tbl>
+      <w:tblPr>
+        <w:tblStyle w:val="TableGrid"/>
+        <w:tblW w:w="9577" w:type="dxa"/>
+        <w:tblBorders>
+          <w:top w:val="none" w:sz="0" w:space="0" w:color="auto"/>
+          <w:left w:val="none" w:sz="0" w:space="0" w:color="auto"/>
+          <w:bottom w:val="none" w:sz="0" w:space="0" w:color="auto"/>
+          <w:right w:val="none" w:sz="0" w:space="0" w:color="auto"/>
+          <w:insideH w:val="none" w:sz="0" w:space="0" w:color="auto"/>
+          <w:insideV w:val="none" w:sz="0" w:space="0" w:color="auto"/>
+        </w:tblBorders>
+        <w:tblLook w:val="01E0" w:firstRow="1" w:lastRow="1" w:firstColumn="1" w:lastColumn="1" w:noHBand="0" w:noVBand="0"/>
+      </w:tblPr>
+      <w:tblGrid>
+        <w:gridCol w:w="2410"/>
+        <w:gridCol w:w="2835"/>
+        <w:gridCol w:w="1275"/>
+        <w:gridCol w:w="3057"/>
+      </w:tblGrid>
+      <w:tr>
+        <w:tc>
+          <w:tcPr>
+            <w:tcW w:w="2410" w:type="dxa"/>
+            <w:hideMark/>
+          </w:tcPr>
+          <w:p>
+            <w:pPr>
+              <w:tabs>
+                <w:tab w:val="left" w:pos="1620"/>
+              </w:tabs>
+              <w:rPr>
+                <w:rFonts w:ascii="Arial" w:hAnsi="Arial" w:cs="Arial"/>
+                <w:sz w:val="20"/>
+                <w:szCs w:val="20"/>
+              </w:rPr>
+            </w:pPr>
+            <w:r>
+              <w:rPr>
+                <w:rFonts w:ascii="Arial" w:hAnsi="Arial" w:cs="Arial"/>
+                <w:sz w:val="20"/>
+                <w:szCs w:val="20"/>
+              </w:rPr>
+              <w:t>Date of Document</w:t>
+            </w:r>
+          </w:p>
+        </w:tc>
+        <w:tc>
+          <w:tcPr>
+            <w:tcW w:w="2835" w:type="dxa"/>
+            <w:hideMark/>
+          </w:tcPr>
+          <w:p>
+            <w:pPr>
+              <w:tabs>
+                <w:tab w:val="left" w:pos="1620"/>
+              </w:tabs>
+              <w:rPr>
+                <w:rFonts w:ascii="Arial" w:hAnsi="Arial" w:cs="Arial"/>
+                <w:sz w:val="20"/>
+                <w:szCs w:val="20"/>
+              </w:rPr>
+            </w:pPr>
+            <w:r>
+              <w:rPr>
+                <w:rFonts w:ascii="Arial" w:hAnsi="Arial" w:cs="Arial"/>
+                <w:sz w:val="20"/>
+                <w:szCs w:val="20"/>
+                <w:highlight w:val="yellow"/>
+              </w:rPr>
+              <w:t>{doc_date}</w:t>
+            </w:r>
+          </w:p>
+        </w:tc>
+        <w:tc>
+          <w:tcPr>
+            <w:tcW w:w="1275" w:type="dxa"/>
+          </w:tcPr>
+          <w:p>
+            <w:pPr>
+              <w:tabs>
+                <w:tab w:val="left" w:pos="1620"/>
+              </w:tabs>
+              <w:rPr>
+                <w:rFonts w:ascii="Arial" w:hAnsi="Arial" w:cs="Arial"/>
+                <w:sz w:val="20"/>
+                <w:szCs w:val="20"/>
+              </w:rPr>
+            </w:pPr>
+            <w:r>
+              <w:rPr>
+                <w:rFonts w:ascii="Arial" w:hAnsi="Arial" w:cs="Arial"/>
+                <w:sz w:val="20"/>
+                <w:szCs w:val="20"/>
+              </w:rPr>
+              <w:t>CR c</w:t>
+            </w:r>
+            <w:r>
+              <w:rPr>
+                <w:rFonts w:ascii="Arial" w:hAnsi="Arial" w:cs="Arial"/>
+                <w:sz w:val="20"/>
+                <w:szCs w:val="20"/>
+              </w:rPr>
+              <w:t>ode:</w:t>
+            </w:r>
+          </w:p>
+        </w:tc>
+        <w:tc>
+          <w:tcPr>
+            <w:tcW w:w="3057" w:type="dxa"/>
+          </w:tcPr>
+          <w:p>
+            <w:pPr>
+              <w:tabs>
+                <w:tab w:val="left" w:pos="1620"/>
+              </w:tabs>
+              <w:rPr>
+                <w:rFonts w:ascii="Arial" w:hAnsi="Arial" w:cs="Arial"/>
+                <w:sz w:val="20"/>
+                <w:szCs w:val="20"/>
+              </w:rPr>
+            </w:pPr>
+            <w:r>
+              <w:rPr>
+                <w:rFonts w:ascii="Arial" w:hAnsi="Arial" w:cs="Arial"/>
+                <w:sz w:val="20"/>
+                <w:szCs w:val="20"/>
+              </w:rPr>
+              <w:t>CR1</w:t>
+            </w:r>
+            <w:r>
+              <w:rPr>
+                <w:rFonts w:ascii="Arial" w:hAnsi="Arial" w:cs="Arial"/>
+                <w:sz w:val="20"/>
+                <w:szCs w:val="20"/>
+              </w:rPr>
+              <w:t>23165</w:t>
+            </w:r>
+          </w:p>
+        </w:tc>
+      </w:tr>
+      <w:tr>
+        <w:tc>
+          <w:tcPr>
+            <w:tcW w:w="2410" w:type="dxa"/>
+            <w:hideMark/>
+          </w:tcPr>
+          <w:p>
+            <w:pPr>
+              <w:tabs>
+                <w:tab w:val="left" w:pos="1620"/>
+              </w:tabs>
+              <w:rPr>
+                <w:rFonts w:ascii="Arial" w:hAnsi="Arial" w:cs="Arial"/>
+                <w:sz w:val="20"/>
+                <w:szCs w:val="20"/>
+              </w:rPr>
+            </w:pPr>
+            <w:r>
+              <w:rPr>
+                <w:rFonts w:ascii="Arial" w:hAnsi="Arial" w:cs="Arial"/>
+                <w:sz w:val="20"/>
+                <w:szCs w:val="20"/>
+              </w:rPr>
+              <w:t>Filed on behalf of:</w:t>
+            </w:r>
+          </w:p>
+        </w:tc>
+        <w:tc>
+          <w:tcPr>
+            <w:tcW w:w="2835" w:type="dxa"/>
+            <w:hideMark/>
+          </w:tcPr>
+          <w:p>
+            <w:pPr>
+              <w:tabs>
+                <w:tab w:val="left" w:pos="1620"/>
+              </w:tabs>
+              <w:rPr>
+                <w:rFonts w:ascii="Arial" w:hAnsi="Arial" w:cs="Arial"/>
+                <w:sz w:val="20"/>
+                <w:szCs w:val="20"/>
+              </w:rPr>
+            </w:pPr>
+            <w:r>
+              <w:rPr>
+                <w:rFonts w:ascii="Arial" w:hAnsi="Arial" w:cs="Arial"/>
+                <w:sz w:val="20"/>
+                <w:szCs w:val="20"/>
+              </w:rPr>
+              <w:t>The Plaintiff</w:t>
+            </w:r>
+          </w:p>
+        </w:tc>
+        <w:tc>
+          <w:tcPr>
+            <w:tcW w:w="1275" w:type="dxa"/>
+          </w:tcPr>
+          <w:p>
+            <w:pPr>
+              <w:tabs>
+                <w:tab w:val="left" w:pos="1620"/>
+              </w:tabs>
+              <w:rPr>
+                <w:rFonts w:ascii="Arial" w:hAnsi="Arial" w:cs="Arial"/>
+                <w:sz w:val="20"/>
+                <w:szCs w:val="20"/>
+              </w:rPr>
+            </w:pPr>
+            <w:r>
+              <w:rPr>
+                <w:rFonts w:ascii="Arial" w:hAnsi="Arial" w:cs="Arial"/>
+                <w:sz w:val="20"/>
+                <w:szCs w:val="20"/>
+              </w:rPr>
+              <w:t>Telephone:</w:t>
+            </w:r>
+          </w:p>
+        </w:tc>
+        <w:tc>
+          <w:tcPr>
+            <w:tcW w:w="3057" w:type="dxa"/>
+          </w:tcPr>
+          <w:p>
+            <w:pPr>
+              <w:tabs>
+                <w:tab w:val="left" w:pos="1620"/>
+              </w:tabs>
+              <w:rPr>
+                <w:rFonts w:ascii="Arial" w:hAnsi="Arial" w:cs="Arial"/>
+                <w:sz w:val="20"/>
+                <w:szCs w:val="20"/>
+              </w:rPr>
+            </w:pPr>
+            <w:r>
+              <w:rPr>
+                <w:rFonts w:ascii="Arial" w:hAnsi="Arial" w:cs="Arial"/>
+                <w:sz w:val="20"/>
+                <w:szCs w:val="20"/>
+              </w:rPr>
+              <w:t>1300 362 495</w:t>
+            </w:r>
+          </w:p>
+        </w:tc>
+      </w:tr>
+      <w:tr>
+        <w:tc>
+          <w:tcPr>
+            <w:tcW w:w="2410" w:type="dxa"/>
+            <w:hideMark/>
+          </w:tcPr>
+          <w:p>
+            <w:pPr>
+              <w:tabs>
+                <w:tab w:val="left" w:pos="1620"/>
+              </w:tabs>
+              <w:rPr>
+                <w:rFonts w:ascii="Arial" w:hAnsi="Arial" w:cs="Arial"/>
+                <w:sz w:val="20"/>
+                <w:szCs w:val="20"/>
+              </w:rPr>
+            </w:pPr>
+            <w:r>
+              <w:rPr>
+                <w:rFonts w:ascii="Arial" w:hAnsi="Arial" w:cs="Arial"/>
+                <w:sz w:val="20"/>
+                <w:szCs w:val="20"/>
+              </w:rPr>
+              <w:t>Australian lawyer name:</w:t>
+            </w:r>
+          </w:p>
+        </w:tc>
+        <w:tc>
+          <w:tcPr>
+            <w:tcW w:w="2835" w:type="dxa"/>
+            <w:hideMark/>
+          </w:tcPr>
+          <w:p>
+            <w:pPr>
+              <w:tabs>
+                <w:tab w:val="left" w:pos="1332"/>
+              </w:tabs>
+              <w:rPr>
+                <w:rFonts w:ascii="Arial" w:hAnsi="Arial" w:cs="Arial"/>
+                <w:sz w:val="20"/>
+                <w:szCs w:val="20"/>
+              </w:rPr>
+            </w:pPr>
+            <w:r>
+              <w:rPr>
+                <w:rFonts w:ascii="Arial" w:hAnsi="Arial" w:cs="Arial"/>
+                <w:sz w:val="20"/>
+                <w:szCs w:val="20"/>
+              </w:rPr>
+              <w:t>Paul Rojas</w:t>
+            </w:r>
+          </w:p>
+        </w:tc>
+        <w:tc>
+          <w:tcPr>
+            <w:tcW w:w="1275" w:type="dxa"/>
+            <w:hideMark/>
+          </w:tcPr>
+          <w:p>
+            <w:pPr>
+              <w:tabs>
+                <w:tab w:val="left" w:pos="1332"/>
+              </w:tabs>
+              <w:rPr>
+                <w:rFonts w:ascii="Arial" w:hAnsi="Arial" w:cs="Arial"/>
+                <w:sz w:val="20"/>
+                <w:szCs w:val="20"/>
+              </w:rPr>
+            </w:pPr>
+            <w:r>
+              <w:rPr>
+                <w:rFonts w:ascii="Arial" w:hAnsi="Arial" w:cs="Arial"/>
+                <w:sz w:val="20"/>
+                <w:szCs w:val="20"/>
+              </w:rPr>
+              <w:t>Email:</w:t>
+            </w:r>
+          </w:p>
+        </w:tc>
+        <w:tc>
+          <w:tcPr>
+            <w:tcW w:w="3057" w:type="dxa"/>
+            <w:hideMark/>
+          </w:tcPr>
+          <w:p>
+            <w:pPr>
+              <w:tabs>
+                <w:tab w:val="left" w:pos="1332"/>
+              </w:tabs>
+              <w:rPr>
+                <w:rFonts w:ascii="Arial" w:hAnsi="Arial" w:cs="Arial"/>
+                <w:sz w:val="20"/>
+                <w:szCs w:val="20"/>
+              </w:rPr>
+            </w:pPr>
+            <w:hyperlink r:id="rId9" w:history="1">
+              <w:r>
+                <w:rPr>
+                  <w:rStyle w:val="Hyperlink"/>
+                  <w:rFonts w:ascii="Arial" w:hAnsi="Arial" w:cs="Arial"/>
+                  <w:sz w:val="20"/>
+                  <w:szCs w:val="20"/>
+                </w:rPr>
+                <w:t>collections@ralawgroup.com.au</w:t>
+              </w:r>
+            </w:hyperlink>
+          </w:p>
+        </w:tc>
+      </w:tr>
+      <w:tr>
+        <w:trPr>
+          <w:trHeight w:val="690"/>
+        </w:trPr>
+        <w:tc>
+          <w:tcPr>
+            <w:tcW w:w="2410" w:type="dxa"/>
+            <w:hideMark/>
+          </w:tcPr>
+          <w:p>
+            <w:pPr>
+              <w:tabs>
+                <w:tab w:val="left" w:pos="1620"/>
+              </w:tabs>
+              <w:ind w:left="1620" w:hanging="1620"/>
+              <w:rPr>
+                <w:rFonts w:ascii="Arial" w:hAnsi="Arial" w:cs="Arial"/>
+                <w:sz w:val="20"/>
+                <w:szCs w:val="20"/>
+              </w:rPr>
+            </w:pPr>
+            <w:r>
+              <w:rPr>
+                <w:rFonts w:ascii="Arial" w:hAnsi="Arial" w:cs="Arial"/>
+                <w:sz w:val="20"/>
+                <w:szCs w:val="20"/>
+              </w:rPr>
+              <w:t>Address:</w:t>
+            </w:r>
+          </w:p>
+        </w:tc>
+        <w:tc>
+          <w:tcPr>
+            <w:tcW w:w="2835" w:type="dxa"/>
+            <w:hideMark/>
+          </w:tcPr>
+          <w:p>
+            <w:pPr>
+              <w:tabs>
+                <w:tab w:val="left" w:pos="972"/>
+              </w:tabs>
+              <w:rPr>
+                <w:rFonts w:ascii="Arial" w:hAnsi="Arial" w:cs="Arial"/>
+                <w:sz w:val="20"/>
+                <w:szCs w:val="20"/>
+              </w:rPr>
+            </w:pPr>
+            <w:r>
+              <w:rPr>
+                <w:rFonts w:ascii="Arial" w:hAnsi="Arial" w:cs="Arial"/>
+                <w:sz w:val="20"/>
+                <w:szCs w:val="20"/>
+              </w:rPr>
+              <w:t>R</w:t>
+            </w:r>
+            <w:r>
+              <w:rPr>
+                <w:rFonts w:ascii="Arial" w:hAnsi="Arial" w:cs="Arial"/>
+                <w:sz w:val="20"/>
+                <w:szCs w:val="20"/>
+              </w:rPr>
+              <w:t>A Law Group</w:t>
+            </w:r>
+          </w:p>
+          <w:p>
+            <w:pPr>
+              <w:tabs>
+                <w:tab w:val="left" w:pos="972"/>
+              </w:tabs>
+              <w:rPr>
+                <w:rFonts w:ascii="Arial" w:hAnsi="Arial" w:cs="Arial"/>
+                <w:sz w:val="20"/>
+                <w:szCs w:val="20"/>
+              </w:rPr>
+            </w:pPr>
+            <w:r>
+              <w:rPr>
+                <w:rFonts w:ascii="Arial" w:hAnsi="Arial" w:cs="Arial"/>
+                <w:sz w:val="20"/>
+                <w:szCs w:val="20"/>
+              </w:rPr>
+              <w:t>Level 40</w:t>
+            </w:r>
+            <w:r>
+              <w:rPr>
+                <w:rFonts w:ascii="Arial" w:hAnsi="Arial" w:cs="Arial"/>
+                <w:sz w:val="20"/>
+                <w:szCs w:val="20"/>
+              </w:rPr>
+              <w:t xml:space="preserve">, </w:t>
+            </w:r>
+            <w:r>
+              <w:rPr>
+                <w:rFonts w:ascii="Arial" w:hAnsi="Arial" w:cs="Arial"/>
+                <w:sz w:val="20"/>
+                <w:szCs w:val="20"/>
+              </w:rPr>
+              <w:t>140 William Street</w:t>
+            </w:r>
+          </w:p>
+          <w:p>
+            <w:pPr>
+              <w:tabs>
+                <w:tab w:val="left" w:pos="972"/>
+              </w:tabs>
+              <w:rPr>
+                <w:rFonts w:ascii="Arial" w:hAnsi="Arial" w:cs="Arial"/>
+                <w:sz w:val="20"/>
+                <w:szCs w:val="20"/>
+              </w:rPr>
+            </w:pPr>
+            <w:r>
+              <w:rPr>
+                <w:rFonts w:ascii="Arial" w:hAnsi="Arial" w:cs="Arial"/>
+                <w:sz w:val="20"/>
+                <w:szCs w:val="20"/>
+              </w:rPr>
+              <w:t>M</w:t>
+            </w:r>
+            <w:r>
+              <w:rPr>
+                <w:rFonts w:ascii="Arial" w:hAnsi="Arial" w:cs="Arial"/>
+                <w:sz w:val="20"/>
+                <w:szCs w:val="20"/>
+              </w:rPr>
+              <w:t>ELBOURNE</w:t>
+            </w:r>
+            <w:r>
+              <w:rPr>
+                <w:rFonts w:ascii="Arial" w:hAnsi="Arial" w:cs="Arial"/>
+                <w:sz w:val="20"/>
+                <w:szCs w:val="20"/>
+              </w:rPr>
+              <w:t xml:space="preserve"> VIC 3000</w:t>
+            </w:r>
+          </w:p>
+        </w:tc>
+        <w:tc>
+          <w:tcPr>
+            <w:tcW w:w="1275" w:type="dxa"/>
+            <w:hideMark/>
+          </w:tcPr>
+          <w:p>
+            <w:pPr>
+              <w:tabs>
+                <w:tab w:val="left" w:pos="972"/>
+              </w:tabs>
+              <w:rPr>
+                <w:rFonts w:ascii="Arial" w:hAnsi="Arial" w:cs="Arial"/>
+                <w:sz w:val="20"/>
+                <w:szCs w:val="20"/>
+              </w:rPr>
+            </w:pPr>
+            <w:r>
+              <w:rPr>
+                <w:rFonts w:ascii="Arial" w:hAnsi="Arial" w:cs="Arial"/>
+                <w:sz w:val="20"/>
+                <w:szCs w:val="20"/>
+              </w:rPr>
+              <w:t>Reference</w:t>
+            </w:r>
+            <w:r>
+              <w:rPr>
+                <w:rFonts w:ascii="Arial" w:hAnsi="Arial" w:cs="Arial"/>
+                <w:sz w:val="20"/>
+                <w:szCs w:val="20"/>
+              </w:rPr>
+              <w:t>:</w:t>
+            </w:r>
+          </w:p>
+        </w:tc>
+        <w:tc>
+          <w:tcPr>
+            <w:tcW w:w="3057" w:type="dxa"/>
+            <w:hideMark/>
+          </w:tcPr>
+          <w:p>
+            <w:pPr>
+              <w:tabs>
+                <w:tab w:val="left" w:pos="972"/>
+              </w:tabs>
+              <w:rPr>
+                <w:rFonts w:ascii="Arial" w:hAnsi="Arial" w:cs="Arial"/>
+                <w:sz w:val="20"/>
+                <w:szCs w:val="20"/>
+              </w:rPr>
+            </w:pPr>
+            <w:proofErr w:type="gramStart"/>
+            <w:r>
+              <w:rPr>
+                <w:rFonts w:ascii="Arial" w:hAnsi="Arial" w:cs="Arial"/>
+                <w:sz w:val="20"/>
+                <w:szCs w:val="20"/>
+              </w:rPr>
+              <w:t>PAR:ARW: {reference}</w:t>
+            </w:r>
+            <w:r>
+              <w:rPr>
+                <w:rFonts w:ascii="Arial" w:hAnsi="Arial" w:cs="Arial"/>
+                <w:sz w:val="20"/>
+                <w:szCs w:val="20"/>
+              </w:rPr>
+              <w:t/>
+            </w:r>
+            <w:r>
+              <w:rPr>
+                <w:rFonts w:ascii="Arial" w:hAnsi="Arial" w:cs="Arial"/>
+                <w:sz w:val="20"/>
+                <w:szCs w:val="20"/>
+              </w:rPr>
+              <w:t/>
+            </w:r>
+            <w:r>
+              <w:rPr>
+                <w:rFonts w:ascii="Arial" w:hAnsi="Arial" w:cs="Arial"/>
+                <w:sz w:val="20"/>
+                <w:szCs w:val="20"/>
+              </w:rPr>
+              <w:t/>
+            </w:r>
+            <w:r>
+              <w:rPr>
+                <w:rFonts w:ascii="Arial" w:hAnsi="Arial" w:cs="Arial"/>
+                <w:sz w:val="20"/>
+                <w:szCs w:val="20"/>
+              </w:rPr>
+              <w:t/>
+            </w:r>
+            <w:proofErr w:type="gramEnd"/>
+            <w:r>
+              <w:rPr>
+                <w:rFonts w:ascii="Arial" w:hAnsi="Arial" w:cs="Arial"/>
+                <w:sz w:val="20"/>
+                <w:szCs w:val="20"/>
+              </w:rPr>
+              <w:t/>
+            </w:r>
+            <w:r>
+              <w:rPr>
+                <w:rFonts w:ascii="Arial" w:hAnsi="Arial" w:cs="Arial"/>
+                <w:sz w:val="20"/>
+                <w:szCs w:val="20"/>
+                <w:highlight w:val="yellow"/>
+              </w:rPr>
+              <w:t/>
+            </w:r>
+          </w:p>
+        </w:tc>
+      </w:tr>
+    </w:tbl>
+    <w:p>
+      <w:pPr>
+        <w:pBdr>
+          <w:bottom w:val="single" w:sz="8" w:space="1" w:color="auto"/>
+        </w:pBdr>
+        <w:rPr>
+          <w:rFonts w:ascii="Arial" w:hAnsi="Arial" w:cs="Arial"/>
+          <w:sz w:val="22"/>
+          <w:szCs w:val="22"/>
+        </w:rPr>
+      </w:pPr>
+    </w:p>
+    <w:p>
+      <w:pPr>
+        <w:rPr>
+          <w:rFonts w:ascii="Arial" w:hAnsi="Arial" w:cs="Arial"/>
+          <w:sz w:val="22"/>
+          <w:szCs w:val="22"/>
+        </w:rPr>
+      </w:pPr>
+    </w:p>
+    <w:p>
+      <w:pPr>
+        <w:rPr>
+          <w:rFonts w:ascii="Arial" w:hAnsi="Arial" w:cs="Arial"/>
+          <w:i/>
+          <w:sz w:val="22"/>
+          <w:szCs w:val="22"/>
+        </w:rPr>
+      </w:pPr>
+      <w:r>
+        <w:rPr>
+          <w:rFonts w:ascii="Arial" w:hAnsi="Arial" w:cs="Arial"/>
+          <w:sz w:val="22"/>
+          <w:szCs w:val="22"/>
+        </w:rPr>
+        <w:t xml:space="preserve">In accordance with section 42 of the </w:t>
+      </w:r>
+      <w:r>
+        <w:rPr>
+          <w:rFonts w:ascii="Arial" w:hAnsi="Arial" w:cs="Arial"/>
+          <w:i/>
+          <w:sz w:val="22"/>
+          <w:szCs w:val="22"/>
+        </w:rPr>
+        <w:t>Civil Procedure Act 2010:</w:t>
+      </w:r>
+    </w:p>
+    <w:p>
+      <w:pPr>
+        <w:rPr>
+          <w:rFonts w:ascii="Arial" w:hAnsi="Arial" w:cs="Arial"/>
+          <w:i/>
+          <w:sz w:val="22"/>
+          <w:szCs w:val="22"/>
+        </w:rPr>
+      </w:pPr>
+    </w:p>
+    <w:p>
+      <w:pPr>
+        <w:rPr>
+          <w:rFonts w:ascii="Arial" w:hAnsi="Arial" w:cs="Arial"/>
+          <w:sz w:val="22"/>
+          <w:szCs w:val="22"/>
+        </w:rPr>
+      </w:pPr>
+      <w:r>
+        <w:rPr>
+          <w:rFonts w:ascii="Arial" w:hAnsi="Arial" w:cs="Arial"/>
+          <w:sz w:val="22"/>
+          <w:szCs w:val="22"/>
+        </w:rPr>
+        <w:t xml:space="preserve">I, </w:t>
+      </w:r>
+      <w:r>
+        <w:rPr>
+          <w:rFonts w:ascii="Arial" w:hAnsi="Arial" w:cs="Arial"/>
+          <w:sz w:val="22"/>
+          <w:szCs w:val="22"/>
+        </w:rPr>
+        <w:t>Paul Rojas</w:t>
+      </w:r>
+      <w:r>
+        <w:rPr>
+          <w:rFonts w:ascii="Arial" w:hAnsi="Arial" w:cs="Arial"/>
+          <w:sz w:val="22"/>
+          <w:szCs w:val="22"/>
+        </w:rPr>
+        <w:t>,</w:t>
+      </w:r>
+      <w:r>
+        <w:rPr>
+          <w:rFonts w:ascii="Arial" w:hAnsi="Arial" w:cs="Arial"/>
+          <w:sz w:val="22"/>
+          <w:szCs w:val="22"/>
+        </w:rPr>
+        <w:t xml:space="preserve"> certify to the Court that, in relation to the document Complaint Form 5A, filed on behalf of {plaintiff_body}</w:t>
+      </w:r>
+      <w:r>
+        <w:rPr>
+          <w:rFonts w:ascii="Arial" w:hAnsi="Arial" w:cs="Arial"/>
+          <w:sz w:val="22"/>
+          <w:szCs w:val="22"/>
+        </w:rPr>
+        <w:t/>
+      </w:r>
+      <w:r>
+        <w:rPr>
+          <w:rFonts w:ascii="Arial" w:hAnsi="Arial" w:cs="Arial"/>
+          <w:sz w:val="22"/>
+          <w:szCs w:val="22"/>
+        </w:rPr>
+        <w:t/>
+      </w:r>
+      <w:r>
+        <w:rPr>
+          <w:rFonts w:ascii="Arial" w:hAnsi="Arial" w:cs="Arial"/>
+          <w:sz w:val="22"/>
+          <w:szCs w:val="22"/>
+        </w:rPr>
+        <w:t/>
+      </w:r>
+      <w:r>
+        <w:rPr>
+          <w:rFonts w:ascii="Arial" w:hAnsi="Arial" w:cs="Arial"/>
+          <w:sz w:val="22"/>
+          <w:szCs w:val="22"/>
+        </w:rPr>
+        <w:t xml:space="preserve">, </w:t>
+      </w:r>
+      <w:r>
+        <w:rPr>
+          <w:rFonts w:ascii="Arial" w:hAnsi="Arial" w:cs="Arial"/>
+          <w:sz w:val="22"/>
+          <w:szCs w:val="22"/>
+        </w:rPr>
+        <w:t xml:space="preserve">the </w:t>
+      </w:r>
+      <w:r>
+        <w:rPr>
+          <w:rFonts w:ascii="Arial" w:hAnsi="Arial" w:cs="Arial"/>
+          <w:sz w:val="22"/>
+          <w:szCs w:val="22"/>
+        </w:rPr>
+        <w:t>Plaintiff, on the factual and legal material available to me at present:</w:t>
+      </w:r>
+    </w:p>
+    <w:p>
+      <w:pPr>
+        <w:rPr>
+          <w:rFonts w:ascii="Arial" w:hAnsi="Arial" w:cs="Arial"/>
+          <w:sz w:val="22"/>
+          <w:szCs w:val="22"/>
+        </w:rPr>
+      </w:pPr>
+    </w:p>
+    <w:p>
+      <w:pPr>
+        <w:spacing w:before="120"/>
+        <w:ind w:left="720" w:hanging="540"/>
+        <w:rPr>
+          <w:rFonts w:ascii="Arial" w:hAnsi="Arial" w:cs="Arial"/>
+          <w:sz w:val="22"/>
+          <w:szCs w:val="22"/>
+        </w:rPr>
+      </w:pPr>
+      <w:r>
+        <w:rPr>
+          <w:rFonts w:ascii="Arial" w:hAnsi="Arial" w:cs="Arial"/>
+          <w:sz w:val="22"/>
+          <w:szCs w:val="22"/>
+        </w:rPr>
+        <w:t>(a)</w:t>
+      </w:r>
+      <w:r>
+        <w:rPr>
+          <w:rFonts w:ascii="Arial" w:hAnsi="Arial" w:cs="Arial"/>
+          <w:sz w:val="22"/>
+          <w:szCs w:val="22"/>
+        </w:rPr>
+        <w:tab/>
+        <w:t xml:space="preserve">each allegation of fact in the document has a proper </w:t>
+      </w:r>
+      <w:proofErr w:type="gramStart"/>
+      <w:r>
+        <w:rPr>
+          <w:rFonts w:ascii="Arial" w:hAnsi="Arial" w:cs="Arial"/>
+          <w:sz w:val="22"/>
+          <w:szCs w:val="22"/>
+        </w:rPr>
+        <w:t>basis;</w:t>
+      </w:r>
+      <w:proofErr w:type="gramEnd"/>
+    </w:p>
+    <w:p>
+      <w:pPr>
+        <w:rPr>
+          <w:rFonts w:ascii="Arial" w:hAnsi="Arial" w:cs="Arial"/>
+          <w:sz w:val="22"/>
+          <w:szCs w:val="22"/>
+        </w:rPr>
+      </w:pPr>
+    </w:p>
+    <w:p>
+      <w:pPr>
+        <w:rPr>
+          <w:rFonts w:ascii="Arial" w:hAnsi="Arial" w:cs="Arial"/>
+          <w:sz w:val="22"/>
+          <w:szCs w:val="22"/>
+        </w:rPr>
+      </w:pPr>
+      <w:r>
+        <w:rPr>
+          <w:rFonts w:ascii="Arial" w:hAnsi="Arial" w:cs="Arial"/>
+          <w:sz w:val="22"/>
+          <w:szCs w:val="22"/>
+        </w:rPr>
+        <w:t>Dated:</w:t>
+      </w:r>
+      <w:r>
+        <w:rPr>
+          <w:rFonts w:ascii="Arial" w:hAnsi="Arial" w:cs="Arial"/>
+          <w:sz w:val="22"/>
+          <w:szCs w:val="22"/>
+        </w:rPr>
+        <w:t xml:space="preserve"> </w:t>
+      </w:r>
+      <w:r>
+        <w:rPr>
+          <w:rFonts w:ascii="Arial" w:hAnsi="Arial" w:cs="Arial"/>
+          <w:sz w:val="22"/>
+          <w:szCs w:val="22"/>
+          <w:highlight w:val="yellow"/>
+        </w:rPr>
+        <w:t>{doc_date}</w:t>
+      </w:r>
+    </w:p>
+    <w:p>
+      <w:pPr>
+        <w:ind w:left="720"/>
+        <w:rPr>
+          <w:rFonts w:ascii="Arial" w:hAnsi="Arial" w:cs="Arial"/>
+          <w:sz w:val="22"/>
+          <w:szCs w:val="22"/>
+        </w:rPr>
+      </w:pPr>
+    </w:p>
+    <w:p>
+      <w:pPr>
+        <w:rPr>
+          <w:rFonts w:ascii="Arial" w:hAnsi="Arial" w:cs="Arial"/>
+          <w:sz w:val="22"/>
+          <w:szCs w:val="22"/>
+        </w:rPr>
+      </w:pPr>
+    </w:p>
+    <w:p>
+      <w:pPr>
+        <w:rPr>
+          <w:rFonts w:ascii="Arial" w:hAnsi="Arial" w:cs="Arial"/>
+          <w:sz w:val="22"/>
+          <w:szCs w:val="22"/>
+        </w:rPr>
+      </w:pPr>
+    </w:p>
+    <w:p>
+      <w:pPr>
+        <w:rPr>
+          <w:rFonts w:ascii="Arial" w:hAnsi="Arial" w:cs="Arial"/>
+          <w:sz w:val="22"/>
+          <w:szCs w:val="22"/>
+        </w:rPr>
+      </w:pPr>
+    </w:p>
+    <w:tbl>
+      <w:tblPr>
+        <w:tblStyle w:val="TableGrid"/>
+        <w:tblW w:w="0" w:type="auto"/>
+        <w:tblBorders>
+          <w:top w:val="none" w:sz="0" w:space="0" w:color="auto"/>
+          <w:left w:val="none" w:sz="0" w:space="0" w:color="auto"/>
+          <w:bottom w:val="none" w:sz="0" w:space="0" w:color="auto"/>
+          <w:right w:val="none" w:sz="0" w:space="0" w:color="auto"/>
+          <w:insideH w:val="none" w:sz="0" w:space="0" w:color="auto"/>
+          <w:insideV w:val="none" w:sz="0" w:space="0" w:color="auto"/>
+        </w:tblBorders>
+        <w:tblLook w:val="04A0" w:firstRow="1" w:lastRow="0" w:firstColumn="1" w:lastColumn="0" w:noHBand="0" w:noVBand="1"/>
+      </w:tblPr>
+      <w:tblGrid>
+        <w:gridCol w:w="5245"/>
+      </w:tblGrid>
+      <w:tr>
+        <w:tc>
+          <w:tcPr>
+            <w:tcW w:w="5245" w:type="dxa"/>
+            <w:tcBorders>
+              <w:top w:val="dotted" w:sz="4" w:space="0" w:color="auto"/>
+            </w:tcBorders>
+          </w:tcPr>
+          <w:p>
+            <w:pPr>
+              <w:spacing w:line="360" w:lineRule="auto"/>
+              <w:rPr>
+                <w:rFonts w:ascii="Arial" w:hAnsi="Arial" w:cs="Arial"/>
+                <w:sz w:val="22"/>
+                <w:szCs w:val="22"/>
+              </w:rPr>
+            </w:pPr>
+            <w:r>
+              <w:rPr>
+                <w:rFonts w:ascii="Arial" w:hAnsi="Arial" w:cs="Arial"/>
+                <w:sz w:val="22"/>
+                <w:szCs w:val="22"/>
+              </w:rPr>
+              <w:t>Paul Rojas, Solicitor</w:t>
+            </w:r>
+          </w:p>
+        </w:tc>
+      </w:tr>
+      <w:tr>
+        <w:tc>
+          <w:tcPr>
+            <w:tcW w:w="5245" w:type="dxa"/>
+          </w:tcPr>
+          <w:p>
+            <w:pPr>
+              <w:spacing w:line="360" w:lineRule="auto"/>
+              <w:rPr>
+                <w:rFonts w:ascii="Arial" w:hAnsi="Arial" w:cs="Arial"/>
+                <w:sz w:val="22"/>
+                <w:szCs w:val="22"/>
+              </w:rPr>
+            </w:pPr>
+            <w:r>
+              <w:rPr>
+                <w:rFonts w:ascii="Arial" w:hAnsi="Arial" w:cs="Arial"/>
+                <w:sz w:val="22"/>
+                <w:szCs w:val="22"/>
+              </w:rPr>
+              <w:t>RA Law Group, Solicitors for the Plaintiff</w:t>
+            </w:r>
+          </w:p>
+        </w:tc>
+      </w:tr>
+    </w:tbl>
+    <w:p>
+      <w:pPr>
+        <w:rPr>
+          <w:rFonts w:ascii="Arial" w:hAnsi="Arial" w:cs="Arial"/>
+          <w:sz w:val="22"/>
+          <w:szCs w:val="22"/>
+        </w:rPr>
+      </w:pPr>
+    </w:p>
+    <w:p>
+      <w:pPr>
+        <w:ind w:left="720"/>
+        <w:rPr>
+          <w:rFonts w:ascii="Arial" w:hAnsi="Arial" w:cs="Arial"/>
+          <w:sz w:val="22"/>
+          <w:szCs w:val="22"/>
+        </w:rPr>
+      </w:pPr>
+    </w:p>
+    <w:p>
+      <w:pPr>
+        <w:rPr>
+          <w:rFonts w:ascii="Arial" w:hAnsi="Arial" w:cs="Arial"/>
+          <w:sz w:val="22"/>
+          <w:szCs w:val="22"/>
+        </w:rPr>
+      </w:pPr>
+    </w:p>
+    <w:sectPr>
+      <w:footerReference w:type="even" r:id="rId10"/>
+      <w:footerReference w:type="default" r:id="rId11"/>
+      <w:pgSz w:w="11906" w:h="16838"/>
+      <w:pgMar w:top="899" w:right="1286" w:bottom="539" w:left="1260" w:header="708" w:footer="708" w:gutter="0"/>
+      <w:cols w:space="708"/>
+      <w:titlePg/>
+      <w:docGrid w:linePitch="360"/>
+    </w:sectPr>
+  </w:body>
+</w:document>
 </file>
 
 <file path=word/endnotes.xml><?xml version="1.0" encoding="utf-8"?>
